--- a/downloads/workbook/ai-5-week-34.docx
+++ b/downloads/workbook/ai-5-week-34.docx
@@ -987,6 +987,178 @@
         <w:t>Project connection: For the Image-pattern Network Investigation, save the labelled trace and the changed-case explanation beside the experiment record. State exactly what this example supports before linking it to the wider capstone claim.</w:t>
       </w:r>
     </w:p>
+    <w:p>
+      <w:pPr>
+        <w:pStyle w:val="Heading1"/>
+      </w:pPr>
+      <w:r>
+        <w:t>13. Project portfolio milestone</w:t>
+      </w:r>
+    </w:p>
+    <w:p>
+      <w:r>
+        <w:t>Project: Image-pattern Network Investigation</w:t>
+      </w:r>
+    </w:p>
+    <w:p>
+      <w:r>
+        <w:t>Current milestone: Present and defend. Demonstrate the system, explain one failure and justify the next improvement with evidence.</w:t>
+      </w:r>
+    </w:p>
+    <w:p>
+      <w:r>
+        <w:t>For the Image-pattern Network Investigation, save the labelled trace and the changed-case explanation beside the experiment record. State exactly what this example supports before linking it to the wider capstone claim.</w:t>
+      </w:r>
+    </w:p>
+    <w:tbl>
+      <w:tblPr>
+        <w:tblStyle w:val="LightShading-Accent1"/>
+        <w:tblW w:type="auto" w:w="0"/>
+        <w:tblLook w:firstColumn="1" w:firstRow="1" w:lastColumn="0" w:lastRow="0" w:noHBand="0" w:noVBand="1" w:val="04A0"/>
+      </w:tblPr>
+      <w:tblGrid>
+        <w:gridCol w:w="5112"/>
+        <w:gridCol w:w="5112"/>
+      </w:tblGrid>
+      <w:tr>
+        <w:trPr>
+          <w:tblHeader/>
+        </w:trPr>
+        <w:tc>
+          <w:tcPr>
+            <w:tcW w:type="dxa" w:w="5112"/>
+          </w:tcPr>
+          <w:p>
+            <w:r>
+              <w:t>Evidence to keep</w:t>
+            </w:r>
+          </w:p>
+        </w:tc>
+        <w:tc>
+          <w:tcPr>
+            <w:tcW w:type="dxa" w:w="5112"/>
+          </w:tcPr>
+          <w:p>
+            <w:r>
+              <w:t>My record</w:t>
+            </w:r>
+          </w:p>
+        </w:tc>
+      </w:tr>
+      <w:tr>
+        <w:tc>
+          <w:tcPr>
+            <w:tcW w:type="dxa" w:w="5112"/>
+          </w:tcPr>
+          <w:p>
+            <w:r>
+              <w:t>This week’s input and deciding step</w:t>
+            </w:r>
+          </w:p>
+        </w:tc>
+        <w:tc>
+          <w:tcPr>
+            <w:tcW w:type="dxa" w:w="5112"/>
+          </w:tcPr>
+          <w:p>
+            <w:r/>
+          </w:p>
+        </w:tc>
+      </w:tr>
+      <w:tr>
+        <w:tc>
+          <w:tcPr>
+            <w:tcW w:type="dxa" w:w="5112"/>
+          </w:tcPr>
+          <w:p>
+            <w:r>
+              <w:t>Prediction and actual result (or labelled paper trace)</w:t>
+            </w:r>
+          </w:p>
+        </w:tc>
+        <w:tc>
+          <w:tcPr>
+            <w:tcW w:type="dxa" w:w="5112"/>
+          </w:tcPr>
+          <w:p>
+            <w:r/>
+          </w:p>
+        </w:tc>
+      </w:tr>
+      <w:tr>
+        <w:tc>
+          <w:tcPr>
+            <w:tcW w:type="dxa" w:w="5112"/>
+          </w:tcPr>
+          <w:p>
+            <w:r>
+              <w:t>One change since the previous checkpoint and why</w:t>
+            </w:r>
+          </w:p>
+        </w:tc>
+        <w:tc>
+          <w:tcPr>
+            <w:tcW w:type="dxa" w:w="5112"/>
+          </w:tcPr>
+          <w:p>
+            <w:r/>
+          </w:p>
+        </w:tc>
+      </w:tr>
+      <w:tr>
+        <w:tc>
+          <w:tcPr>
+            <w:tcW w:type="dxa" w:w="5112"/>
+          </w:tcPr>
+          <w:p>
+            <w:r>
+              <w:t>One error or limit and the next test</w:t>
+            </w:r>
+          </w:p>
+        </w:tc>
+        <w:tc>
+          <w:tcPr>
+            <w:tcW w:type="dxa" w:w="5112"/>
+          </w:tcPr>
+          <w:p>
+            <w:r/>
+          </w:p>
+        </w:tc>
+      </w:tr>
+    </w:tbl>
+    <w:p>
+      <w:pPr>
+        <w:pStyle w:val="Heading3"/>
+      </w:pPr>
+      <w:r>
+        <w:t>Explain what this week adds to your project. Reuse last week’s record rather than starting again.</w:t>
+      </w:r>
+    </w:p>
+    <w:p>
+      <w:r>
+        <w:t>________________________________________________________________</w:t>
+      </w:r>
+    </w:p>
+    <w:p>
+      <w:r>
+        <w:t>________________________________________________________________</w:t>
+      </w:r>
+    </w:p>
+    <w:p>
+      <w:r>
+        <w:t>________________________________________________________________</w:t>
+      </w:r>
+    </w:p>
+    <w:p>
+      <w:r>
+        <w:t>________________________________________________________________</w:t>
+      </w:r>
+    </w:p>
+    <w:p>
+      <w:r>
+        <w:t>________________________________________________________________</w:t>
+      </w:r>
+    </w:p>
     <w:sectPr>
       <w:pgSz w:w="12240" w:h="15840"/>
       <w:pgMar w:top="936" w:right="1008" w:bottom="936" w:left="1008" w:header="720" w:footer="720" w:gutter="0"/>

--- a/downloads/workbook/ai-5-week-34.docx
+++ b/downloads/workbook/ai-5-week-34.docx
@@ -1159,6 +1159,235 @@
         <w:t>________________________________________________________________</w:t>
       </w:r>
     </w:p>
+    <w:p>
+      <w:pPr>
+        <w:pStyle w:val="Heading1"/>
+      </w:pPr>
+      <w:r>
+        <w:t>14. Supported practice and learning evidence</w:t>
+      </w:r>
+    </w:p>
+    <w:p>
+      <w:r>
+        <w:t>Use this supported practice once, in the browser or on paper. Keep the reserved independent assessment for a separate first attempt before teacher feedback.</w:t>
+      </w:r>
+    </w:p>
+    <w:p>
+      <w:r>
+        <w:t>One controlled network change. The capstone compares two fixed networks on the same six labelled toy patterns. Only one feature connection is added.</w:t>
+      </w:r>
+    </w:p>
+    <w:p>
+      <w:pPr>
+        <w:pStyle w:val="Heading3"/>
+      </w:pPr>
+      <w:r>
+        <w:t>Practice 1: explain the deciding evidence</w:t>
+      </w:r>
+    </w:p>
+    <w:p>
+      <w:r>
+        <w:t>Which labelled step matches this detail? Only case three changes correctness; case five fails for both.</w:t>
+      </w:r>
+    </w:p>
+    <w:p>
+      <w:r>
+        <w:t>1. Inspect paired cases</w:t>
+      </w:r>
+    </w:p>
+    <w:p>
+      <w:r>
+        <w:t>2. Identify the intervention</w:t>
+      </w:r>
+    </w:p>
+    <w:p>
+      <w:r>
+        <w:t>3. Count outcomes</w:t>
+      </w:r>
+    </w:p>
+    <w:p>
+      <w:pPr>
+        <w:pStyle w:val="Heading3"/>
+      </w:pPr>
+      <w:r>
+        <w:t>My selected conclusion, deciding fact and explanation</w:t>
+      </w:r>
+    </w:p>
+    <w:p>
+      <w:r>
+        <w:t>________________________________________________________________</w:t>
+      </w:r>
+    </w:p>
+    <w:p>
+      <w:r>
+        <w:t>________________________________________________________________</w:t>
+      </w:r>
+    </w:p>
+    <w:p>
+      <w:r>
+        <w:t>________________________________________________________________</w:t>
+      </w:r>
+    </w:p>
+    <w:p>
+      <w:r>
+        <w:t>________________________________________________________________</w:t>
+      </w:r>
+    </w:p>
+    <w:p>
+      <w:r>
+        <w:t>________________________________________________________________</w:t>
+      </w:r>
+    </w:p>
+    <w:p>
+      <w:r>
+        <w:t>Hint if needed: Read the steps in the pictorial case. Match the supplied detail to the stage that performs or records it.</w:t>
+      </w:r>
+    </w:p>
+    <w:p>
+      <w:r>
+        <w:t>After your attempt, compare with the supported explanation: Inspect paired cases Only case three changes correctness; case five fails for both. Controlled experiments vary the specified component while retaining comparable cases. Pairing the outcomes by pattern shows where the score difference comes from instead of hiding it in an overall average.</w:t>
+      </w:r>
+    </w:p>
+    <w:p>
+      <w:pPr>
+        <w:pStyle w:val="Heading3"/>
+      </w:pPr>
+      <w:r>
+        <w:t>Practice 2: explain the deciding evidence</w:t>
+      </w:r>
+    </w:p>
+    <w:p>
+      <w:r>
+        <w:t>Changed-case practice: Change B’s training set as well as the feature connection. Which conclusion is supported by the supplied facts?</w:t>
+      </w:r>
+    </w:p>
+    <w:p>
+      <w:r>
+        <w:t>1. This one example guarantees correct results for every future input.</w:t>
+      </w:r>
+    </w:p>
+    <w:p>
+      <w:r>
+        <w:t>2. We can decide the result without examining the changed input or the procedure.</w:t>
+      </w:r>
+    </w:p>
+    <w:p>
+      <w:r>
+        <w:t>3. The experiment no longer isolates the connection change.</w:t>
+      </w:r>
+    </w:p>
+    <w:p>
+      <w:pPr>
+        <w:pStyle w:val="Heading3"/>
+      </w:pPr>
+      <w:r>
+        <w:t>My selected conclusion, deciding fact and explanation</w:t>
+      </w:r>
+    </w:p>
+    <w:p>
+      <w:r>
+        <w:t>________________________________________________________________</w:t>
+      </w:r>
+    </w:p>
+    <w:p>
+      <w:r>
+        <w:t>________________________________________________________________</w:t>
+      </w:r>
+    </w:p>
+    <w:p>
+      <w:r>
+        <w:t>________________________________________________________________</w:t>
+      </w:r>
+    </w:p>
+    <w:p>
+      <w:r>
+        <w:t>________________________________________________________________</w:t>
+      </w:r>
+    </w:p>
+    <w:p>
+      <w:r>
+        <w:t>________________________________________________________________</w:t>
+      </w:r>
+    </w:p>
+    <w:p>
+      <w:r>
+        <w:t>Hint if needed: Use the changed condition and the deciding step in the pictorial trace. The answer must say what follows from those facts.</w:t>
+      </w:r>
+    </w:p>
+    <w:p>
+      <w:r>
+        <w:t>After your attempt, compare with the supported explanation: The experiment no longer isolates the connection change. A training-data difference supplies an alternative explanation for the observed result.</w:t>
+      </w:r>
+    </w:p>
+    <w:p>
+      <w:pPr>
+        <w:pStyle w:val="Heading3"/>
+      </w:pPr>
+      <w:r>
+        <w:t>Repair a missing building block</w:t>
+      </w:r>
+    </w:p>
+    <w:p>
+      <w:r>
+        <w:t>Review Capstone hypothesis and baseline (ai-5/33). Goal: Write a testable capstone hypothesis and a credible baseline. Short practice: Name the intended change, the baseline and the measured outcome. Why must both versions avoid training on the eight reserved labels?. Return to this week and explain what you changed.</w:t>
+      </w:r>
+    </w:p>
+    <w:p>
+      <w:r>
+        <w:t>Review Efficiency and resource measurement (ai-5/31). Goal: Calculate throughput and amortised time per example from repeated timings. Short practice: Why is 10ms/case not necessarily a single-request latency? Point to the relevant step in the picture, then write the changed result and the rule or evidence that supports it.. Return to this week and explain what you changed.</w:t>
+      </w:r>
+    </w:p>
+    <w:p>
+      <w:r>
+        <w:t>Review Transfer learning (ai-5/28). Goal: Trace a reused feature extractor and a newly fitted output head. Short practice: Which part was trained for the new task? Point to the relevant step in the picture, then write the changed result and the rule or evidence that supports it.. Return to this week and explain what you changed.</w:t>
+      </w:r>
+    </w:p>
+    <w:p>
+      <w:pPr>
+        <w:pStyle w:val="Heading3"/>
+      </w:pPr>
+      <w:r>
+        <w:t>Keep your completed work</w:t>
+      </w:r>
+    </w:p>
+    <w:p>
+      <w:r>
+        <w:t>Use Download completed work in the hosted lesson to export your answers, reflections, practice feedback and code-run evidence. Open the HTML copy to read or print it. Drafts stay in this browser when storage is available; clear drafts on a shared device.</w:t>
+      </w:r>
+    </w:p>
+    <w:p>
+      <w:pPr>
+        <w:pStyle w:val="Heading3"/>
+      </w:pPr>
+      <w:r>
+        <w:t>What I repaired, the evidence I kept and the next test</w:t>
+      </w:r>
+    </w:p>
+    <w:p>
+      <w:r>
+        <w:t>________________________________________________________________</w:t>
+      </w:r>
+    </w:p>
+    <w:p>
+      <w:r>
+        <w:t>________________________________________________________________</w:t>
+      </w:r>
+    </w:p>
+    <w:p>
+      <w:r>
+        <w:t>________________________________________________________________</w:t>
+      </w:r>
+    </w:p>
+    <w:p>
+      <w:r>
+        <w:t>________________________________________________________________</w:t>
+      </w:r>
+    </w:p>
+    <w:p>
+      <w:r>
+        <w:t>________________________________________________________________</w:t>
+      </w:r>
+    </w:p>
     <w:sectPr>
       <w:pgSz w:w="12240" w:h="15840"/>
       <w:pgMar w:top="936" w:right="1008" w:bottom="936" w:left="1008" w:header="720" w:footer="720" w:gutter="0"/>

--- a/downloads/workbook/ai-5-week-34.docx
+++ b/downloads/workbook/ai-5-week-34.docx
@@ -30,33 +30,45 @@
     </w:p>
     <w:p>
       <w:r>
-        <w:t>Try the recall before opening notes. Then use a different colour or a labelled second line to correct your explanation.</w:t>
+        <w:t>Record your starting explanation for Capstone controlled experiments before opening notes. Show any later correction separately.</w:t>
       </w:r>
     </w:p>
     <w:p>
       <w:pPr>
-        <w:pStyle w:val="Heading3"/>
-      </w:pPr>
-      <w:r>
-        <w:t>Capstone hypothesis and baseline</w:t>
+        <w:spacing w:line="336" w:lineRule="auto" w:after="180"/>
+      </w:pPr>
+      <w:r>
+        <w:rPr>
+          <w:b w:val="0"/>
+        </w:rPr>
+        <w:t>Try the recall before opening notes. Then use a different colour or a labelled second line to correct your explanation.</w:t>
       </w:r>
     </w:p>
     <w:p>
-      <w:r>
-        <w:t>Without opening the old lesson, explain one key idea from Capstone hypothesis and baseline. Give an example and a mistake that the idea helps you avoid.</w:t>
+      <w:pPr>
+        <w:pStyle w:val="Heading3"/>
+      </w:pPr>
+      <w:r>
+        <w:t>Capstone hypothesis and baseline</w:t>
       </w:r>
     </w:p>
     <w:p>
       <w:pPr>
-        <w:pStyle w:val="Heading3"/>
-      </w:pPr>
-      <w:r>
-        <w:t>My remembered idea, example and correction</w:t>
+        <w:spacing w:line="336" w:lineRule="auto" w:after="180"/>
+      </w:pPr>
+      <w:r>
+        <w:rPr>
+          <w:b w:val="0"/>
+        </w:rPr>
+        <w:t>Without opening the old lesson, explain one key idea from Capstone hypothesis and baseline. Give an example and a mistake that the idea helps you avoid.</w:t>
       </w:r>
     </w:p>
     <w:p>
-      <w:r>
-        <w:t>________________________________________________________________</w:t>
+      <w:pPr>
+        <w:pStyle w:val="Heading3"/>
+      </w:pPr>
+      <w:r>
+        <w:t>My remembered idea, example and correction</w:t>
       </w:r>
     </w:p>
     <w:p>
@@ -70,29 +82,35 @@
       </w:r>
     </w:p>
     <w:p>
-      <w:pPr>
-        <w:pStyle w:val="Heading3"/>
-      </w:pPr>
-      <w:r>
-        <w:t>Efficiency and resource measurement</w:t>
+      <w:r>
+        <w:t>________________________________________________________________</w:t>
       </w:r>
     </w:p>
     <w:p>
-      <w:r>
-        <w:t>Without opening the old lesson, explain one key idea from Efficiency and resource measurement. Give an example and a mistake that the idea helps you avoid.</w:t>
+      <w:pPr>
+        <w:pStyle w:val="Heading3"/>
+      </w:pPr>
+      <w:r>
+        <w:t>Efficiency and resource measurement</w:t>
       </w:r>
     </w:p>
     <w:p>
       <w:pPr>
-        <w:pStyle w:val="Heading3"/>
-      </w:pPr>
-      <w:r>
-        <w:t>My remembered idea, example and correction</w:t>
+        <w:spacing w:line="336" w:lineRule="auto" w:after="180"/>
+      </w:pPr>
+      <w:r>
+        <w:rPr>
+          <w:b w:val="0"/>
+        </w:rPr>
+        <w:t>Without opening the old lesson, explain one key idea from Efficiency and resource measurement. Give an example and a mistake that the idea helps you avoid.</w:t>
       </w:r>
     </w:p>
     <w:p>
-      <w:r>
-        <w:t>________________________________________________________________</w:t>
+      <w:pPr>
+        <w:pStyle w:val="Heading3"/>
+      </w:pPr>
+      <w:r>
+        <w:t>My remembered idea, example and correction</w:t>
       </w:r>
     </w:p>
     <w:p>
@@ -106,29 +124,35 @@
       </w:r>
     </w:p>
     <w:p>
-      <w:pPr>
-        <w:pStyle w:val="Heading3"/>
-      </w:pPr>
-      <w:r>
-        <w:t>Transfer learning</w:t>
+      <w:r>
+        <w:t>________________________________________________________________</w:t>
       </w:r>
     </w:p>
     <w:p>
-      <w:r>
-        <w:t>Without opening the old lesson, explain one key idea from Transfer learning. Give an example and a mistake that the idea helps you avoid.</w:t>
+      <w:pPr>
+        <w:pStyle w:val="Heading3"/>
+      </w:pPr>
+      <w:r>
+        <w:t>Transfer learning</w:t>
       </w:r>
     </w:p>
     <w:p>
       <w:pPr>
-        <w:pStyle w:val="Heading3"/>
-      </w:pPr>
-      <w:r>
-        <w:t>My remembered idea, example and correction</w:t>
+        <w:spacing w:line="336" w:lineRule="auto" w:after="180"/>
+      </w:pPr>
+      <w:r>
+        <w:rPr>
+          <w:b w:val="0"/>
+        </w:rPr>
+        <w:t>Without opening the old lesson, explain one key idea from Transfer learning. Give an example and a mistake that the idea helps you avoid.</w:t>
       </w:r>
     </w:p>
     <w:p>
-      <w:r>
-        <w:t>________________________________________________________________</w:t>
+      <w:pPr>
+        <w:pStyle w:val="Heading3"/>
+      </w:pPr>
+      <w:r>
+        <w:t>My remembered idea, example and correction</w:t>
       </w:r>
     </w:p>
     <w:p>
@@ -142,15 +166,31 @@
       </w:r>
     </w:p>
     <w:p>
-      <w:pPr>
-        <w:pStyle w:val="Heading1"/>
-      </w:pPr>
-      <w:r>
-        <w:t>02. Practise with fading help</w:t>
+      <w:r>
+        <w:t>________________________________________________________________</w:t>
       </w:r>
     </w:p>
     <w:p>
-      <w:r>
+      <w:pPr>
+        <w:pStyle w:val="Heading1"/>
+      </w:pPr>
+      <w:r>
+        <w:t>02. Practise with fading help</w:t>
+      </w:r>
+    </w:p>
+    <w:p>
+      <w:r>
+        <w:t>Complete the supported Capstone controlled experiments trace and record the first step you can explain without help.</w:t>
+      </w:r>
+    </w:p>
+    <w:p>
+      <w:pPr>
+        <w:spacing w:line="336" w:lineRule="auto" w:after="180"/>
+      </w:pPr>
+      <w:r>
+        <w:rPr>
+          <w:b w:val="0"/>
+        </w:rPr>
         <w:t>Use W2: Trace both runs for Capstone controlled experiments. Record the answer once; the lesson and workbook refer to the same attempt.</w:t>
       </w:r>
     </w:p>
@@ -279,25 +319,37 @@
     </w:p>
     <w:p>
       <w:r>
-        <w:t>Use the worked case for Capstone controlled experiments. Proposed explanation: “More runs mean more validation examples”. Decide whether this explanation is supported. Point to the step or supplied fact that decides; explain your repair if needed.</w:t>
+        <w:t>Check the proposed Capstone controlled experiments explanation against the supplied facts before discussing it.</w:t>
       </w:r>
     </w:p>
     <w:p>
       <w:pPr>
-        <w:pStyle w:val="Heading3"/>
-      </w:pPr>
-      <w:r>
-        <w:t>My explanation before partner discussion</w:t>
+        <w:spacing w:line="336" w:lineRule="auto" w:after="180"/>
+      </w:pPr>
+      <w:r>
+        <w:rPr>
+          <w:b w:val="0"/>
+        </w:rPr>
+        <w:t>Use the worked case for Capstone controlled experiments. Proposed explanation: “More runs mean more validation examples”. Decide whether this explanation is supported.</w:t>
       </w:r>
     </w:p>
     <w:p>
-      <w:r>
-        <w:t>________________________________________________________________</w:t>
+      <w:pPr>
+        <w:spacing w:line="336" w:lineRule="auto" w:after="180"/>
+      </w:pPr>
+      <w:r>
+        <w:rPr>
+          <w:b w:val="0"/>
+        </w:rPr>
+        <w:t>Point to the step or supplied fact that decides; explain your repair if needed.</w:t>
       </w:r>
     </w:p>
     <w:p>
-      <w:r>
-        <w:t>________________________________________________________________</w:t>
+      <w:pPr>
+        <w:pStyle w:val="Heading3"/>
+      </w:pPr>
+      <w:r>
+        <w:t>My explanation before partner discussion</w:t>
       </w:r>
     </w:p>
     <w:p>
@@ -311,47 +363,65 @@
       </w:r>
     </w:p>
     <w:p>
-      <w:pPr>
-        <w:pStyle w:val="Heading1"/>
-      </w:pPr>
-      <w:r>
-        <w:t>04. Independent transfer case</w:t>
+      <w:r>
+        <w:t>________________________________________________________________</w:t>
       </w:r>
     </w:p>
     <w:p>
-      <w:pPr>
-        <w:pStyle w:val="Heading3"/>
-      </w:pPr>
-      <w:r>
-        <w:t>Independent case: Run a new comparison independently</w:t>
+      <w:r>
+        <w:t>________________________________________________________________</w:t>
       </w:r>
     </w:p>
     <w:p>
-      <w:r>
-        <w:t>For training (1,3),(2,6) and validation (3,9),(4,12), start a = 1. Compare rates 0.1 and 0.2 for two updates. Gradient is 5*(a-3). Compute final weights and validation MSE, then select lower MSE; ties go to 0.1.</w:t>
+      <w:pPr>
+        <w:pStyle w:val="Heading1"/>
+      </w:pPr>
+      <w:r>
+        <w:t>04. Independent transfer case</w:t>
       </w:r>
     </w:p>
     <w:p>
-      <w:pPr>
-        <w:pStyle w:val="Heading3"/>
-      </w:pPr>
-      <w:r>
-        <w:t>My independent explanation, trace and limits</w:t>
+      <w:r>
+        <w:t>Write one first attempt at the reserved independent case before feedback. Repeated copies of that case refer to the same recorded attempt.</w:t>
       </w:r>
     </w:p>
     <w:p>
-      <w:r>
-        <w:t>________________________________________________________________</w:t>
+      <w:pPr>
+        <w:pStyle w:val="Heading3"/>
+      </w:pPr>
+      <w:r>
+        <w:t>Independent case: Run a new comparison independently</w:t>
       </w:r>
     </w:p>
     <w:p>
-      <w:r>
-        <w:t>________________________________________________________________</w:t>
+      <w:pPr>
+        <w:spacing w:line="336" w:lineRule="auto" w:after="180"/>
+      </w:pPr>
+      <w:r>
+        <w:rPr>
+          <w:b w:val="0"/>
+        </w:rPr>
+        <w:t xml:space="preserve">For </w:t>
+      </w:r>
+      <w:r>
+        <w:rPr>
+          <w:b/>
+        </w:rPr>
+        <w:t>training</w:t>
+      </w:r>
+      <w:r>
+        <w:rPr>
+          <w:b w:val="0"/>
+        </w:rPr>
+        <w:t xml:space="preserve"> (1,3),(2,6) and validation (3,9),(4,12), start a = 1. Compare rates 0.1 and 0.2 for two updates. Gradient is 5*(a-3). Compute final weights and validation MSE, then select lower MSE; ties go to 0.1.</w:t>
       </w:r>
     </w:p>
     <w:p>
-      <w:r>
-        <w:t>________________________________________________________________</w:t>
+      <w:pPr>
+        <w:pStyle w:val="Heading3"/>
+      </w:pPr>
+      <w:r>
+        <w:t>My independent explanation, trace and limits</w:t>
       </w:r>
     </w:p>
     <w:p>
@@ -376,48 +446,60 @@
     </w:p>
     <w:p>
       <w:r>
-        <w:t>Attempt this case before feedback. Record any help. Earlier examples below are further practice; a case already practised with feedback cannot establish fresh transfer.</w:t>
+        <w:t>________________________________________________________________</w:t>
       </w:r>
     </w:p>
     <w:p>
-      <w:pPr>
-        <w:pStyle w:val="Heading1"/>
-      </w:pPr>
-      <w:r>
-        <w:t>05. W1 Name the controls</w:t>
+      <w:r>
+        <w:t>________________________________________________________________</w:t>
       </w:r>
     </w:p>
     <w:p>
       <w:r>
-        <w:t>List six settings held fixed and the single intended changed factor.</w:t>
+        <w:t>________________________________________________________________</w:t>
       </w:r>
     </w:p>
     <w:p>
       <w:pPr>
-        <w:pStyle w:val="Heading3"/>
-      </w:pPr>
-      <w:r>
-        <w:t>My reasoning and evidence</w:t>
+        <w:spacing w:line="336" w:lineRule="auto" w:after="180"/>
+      </w:pPr>
+      <w:r>
+        <w:rPr>
+          <w:b w:val="0"/>
+        </w:rPr>
+        <w:t>Attempt this case before feedback. Record any help. Earlier examples below are further practice; a case already practised with feedback cannot establish fresh transfer.</w:t>
       </w:r>
     </w:p>
     <w:p>
-      <w:r>
-        <w:t>________________________________________________________________</w:t>
+      <w:pPr>
+        <w:pStyle w:val="Heading1"/>
+      </w:pPr>
+      <w:r>
+        <w:t>05. W1 Name the controls</w:t>
       </w:r>
     </w:p>
     <w:p>
       <w:r>
-        <w:t>________________________________________________________________</w:t>
+        <w:t>Name the controls. Apply the supplied Capstone controlled experiments facts and keep your reasoning.</w:t>
       </w:r>
     </w:p>
     <w:p>
-      <w:r>
-        <w:t>________________________________________________________________</w:t>
+      <w:pPr>
+        <w:spacing w:line="336" w:lineRule="auto" w:after="180"/>
+      </w:pPr>
+      <w:r>
+        <w:rPr>
+          <w:b w:val="0"/>
+        </w:rPr>
+        <w:t>List six settings held fixed and the single intended changed factor.</w:t>
       </w:r>
     </w:p>
     <w:p>
-      <w:r>
-        <w:t>________________________________________________________________</w:t>
+      <w:pPr>
+        <w:pStyle w:val="Heading3"/>
+      </w:pPr>
+      <w:r>
+        <w:t>My reasoning and evidence</w:t>
       </w:r>
     </w:p>
     <w:p>
@@ -431,24 +513,18 @@
       </w:r>
     </w:p>
     <w:p>
-      <w:pPr>
-        <w:pStyle w:val="Heading1"/>
-      </w:pPr>
-      <w:r>
-        <w:t>06. W2 Trace both runs</w:t>
+      <w:r>
+        <w:t>________________________________________________________________</w:t>
       </w:r>
     </w:p>
     <w:p>
       <w:r>
-        <w:t>Compute both updates for rates 0.1 and 0.2 using gradient 5*(a-2).</w:t>
+        <w:t>________________________________________________________________</w:t>
       </w:r>
     </w:p>
     <w:p>
-      <w:pPr>
-        <w:pStyle w:val="Heading3"/>
-      </w:pPr>
-      <w:r>
-        <w:t>My reasoning and evidence</w:t>
+      <w:r>
+        <w:t>________________________________________________________________</w:t>
       </w:r>
     </w:p>
     <w:p>
@@ -457,23 +533,35 @@
       </w:r>
     </w:p>
     <w:p>
-      <w:r>
-        <w:t>________________________________________________________________</w:t>
+      <w:pPr>
+        <w:pStyle w:val="Heading1"/>
+      </w:pPr>
+      <w:r>
+        <w:t>06. W2 Trace both runs</w:t>
       </w:r>
     </w:p>
     <w:p>
       <w:r>
-        <w:t>________________________________________________________________</w:t>
+        <w:t>Trace both runs. Apply the supplied Capstone controlled experiments facts and keep your reasoning.</w:t>
       </w:r>
     </w:p>
     <w:p>
-      <w:r>
-        <w:t>________________________________________________________________</w:t>
+      <w:pPr>
+        <w:spacing w:line="336" w:lineRule="auto" w:after="180"/>
+      </w:pPr>
+      <w:r>
+        <w:rPr>
+          <w:b w:val="0"/>
+        </w:rPr>
+        <w:t>Compute both updates for rates 0.1 and 0.2 using gradient 5*(a-2).</w:t>
       </w:r>
     </w:p>
     <w:p>
-      <w:r>
-        <w:t>________________________________________________________________</w:t>
+      <w:pPr>
+        <w:pStyle w:val="Heading3"/>
+      </w:pPr>
+      <w:r>
+        <w:t>My reasoning and evidence</w:t>
       </w:r>
     </w:p>
     <w:p>
@@ -482,24 +570,18 @@
       </w:r>
     </w:p>
     <w:p>
-      <w:pPr>
-        <w:pStyle w:val="Heading1"/>
-      </w:pPr>
-      <w:r>
-        <w:t>07. W3 Select without extra evidence</w:t>
+      <w:r>
+        <w:t>________________________________________________________________</w:t>
       </w:r>
     </w:p>
     <w:p>
       <w:r>
-        <w:t>Recompute validation MSE for the final weights and apply the written selection rule. How many distinct validation rows were used?</w:t>
+        <w:t>________________________________________________________________</w:t>
       </w:r>
     </w:p>
     <w:p>
-      <w:pPr>
-        <w:pStyle w:val="Heading3"/>
-      </w:pPr>
-      <w:r>
-        <w:t>My reasoning and evidence</w:t>
+      <w:r>
+        <w:t>________________________________________________________________</w:t>
       </w:r>
     </w:p>
     <w:p>
@@ -513,44 +595,63 @@
       </w:r>
     </w:p>
     <w:p>
-      <w:r>
-        <w:t>________________________________________________________________</w:t>
+      <w:pPr>
+        <w:pStyle w:val="Heading1"/>
+      </w:pPr>
+      <w:r>
+        <w:t>07. W3 Select without extra evidence</w:t>
       </w:r>
     </w:p>
     <w:p>
       <w:r>
-        <w:t>________________________________________________________________</w:t>
+        <w:t>Select without extra evidence. Apply the supplied Capstone controlled experiments facts and keep your reasoning.</w:t>
       </w:r>
     </w:p>
     <w:p>
-      <w:r>
-        <w:t>________________________________________________________________</w:t>
+      <w:pPr>
+        <w:spacing w:line="336" w:lineRule="auto" w:after="180"/>
+        <w:shd w:fill="F5F1FB"/>
+      </w:pPr>
+      <w:r>
+        <w:rPr>
+          <w:b w:val="0"/>
+        </w:rPr>
+        <w:t xml:space="preserve">Recompute validation MSE for the final weights and apply the written </w:t>
+      </w:r>
+      <w:r>
+        <w:rPr>
+          <w:b/>
+        </w:rPr>
+        <w:t>selection rule</w:t>
+      </w:r>
+      <w:r>
+        <w:rPr>
+          <w:b w:val="0"/>
+        </w:rPr>
+        <w:t>. How many distinct validation rows were used?</w:t>
       </w:r>
     </w:p>
     <w:p>
-      <w:r>
-        <w:t>________________________________________________________________</w:t>
+      <w:pPr>
+        <w:pStyle w:val="Heading3"/>
+      </w:pPr>
+      <w:r>
+        <w:t>My reasoning and evidence</w:t>
       </w:r>
     </w:p>
     <w:p>
-      <w:pPr>
-        <w:pStyle w:val="Heading1"/>
-      </w:pPr>
-      <w:r>
-        <w:t>08. W4 Run a new comparison independently</w:t>
+      <w:r>
+        <w:t>________________________________________________________________</w:t>
       </w:r>
     </w:p>
     <w:p>
       <w:r>
-        <w:t>For training (1,3),(2,6) and validation (3,9),(4,12), start a = 1. Compare rates 0.1 and 0.2 for two updates. Gradient is 5*(a-3). Compute final weights and validation MSE, then select lower MSE; ties go to 0.1.</w:t>
+        <w:t>________________________________________________________________</w:t>
       </w:r>
     </w:p>
     <w:p>
-      <w:pPr>
-        <w:pStyle w:val="Heading3"/>
-      </w:pPr>
-      <w:r>
-        <w:t>My reasoning and evidence</w:t>
+      <w:r>
+        <w:t>________________________________________________________________</w:t>
       </w:r>
     </w:p>
     <w:p>
@@ -569,23 +670,47 @@
       </w:r>
     </w:p>
     <w:p>
-      <w:r>
-        <w:t>________________________________________________________________</w:t>
+      <w:pPr>
+        <w:pStyle w:val="Heading1"/>
+      </w:pPr>
+      <w:r>
+        <w:t>08. W4 Run a new comparison independently</w:t>
       </w:r>
     </w:p>
     <w:p>
       <w:r>
-        <w:t>________________________________________________________________</w:t>
+        <w:t>Attempt before feedback. If this repeats the selected independent case, reuse that first attempt; otherwise keep a separate record. Run a new comparison independently. Apply the supplied Capstone controlled experiments facts and keep your reasoning.</w:t>
       </w:r>
     </w:p>
     <w:p>
-      <w:r>
-        <w:t>________________________________________________________________</w:t>
+      <w:pPr>
+        <w:spacing w:line="336" w:lineRule="auto" w:after="180"/>
+      </w:pPr>
+      <w:r>
+        <w:rPr>
+          <w:b w:val="0"/>
+        </w:rPr>
+        <w:t xml:space="preserve">For </w:t>
+      </w:r>
+      <w:r>
+        <w:rPr>
+          <w:b/>
+        </w:rPr>
+        <w:t>training</w:t>
+      </w:r>
+      <w:r>
+        <w:rPr>
+          <w:b w:val="0"/>
+        </w:rPr>
+        <w:t xml:space="preserve"> (1,3),(2,6) and validation (3,9),(4,12), start a = 1. Compare rates 0.1 and 0.2 for two updates. Gradient is 5*(a-3). Compute final weights and validation MSE, then select lower MSE; ties go to 0.1.</w:t>
       </w:r>
     </w:p>
     <w:p>
-      <w:r>
-        <w:t>________________________________________________________________</w:t>
+      <w:pPr>
+        <w:pStyle w:val="Heading3"/>
+      </w:pPr>
+      <w:r>
+        <w:t>My reasoning and evidence</w:t>
       </w:r>
     </w:p>
     <w:p>
@@ -594,24 +719,18 @@
       </w:r>
     </w:p>
     <w:p>
-      <w:pPr>
-        <w:pStyle w:val="Heading1"/>
-      </w:pPr>
-      <w:r>
-        <w:t>09. W5 Audit a mixed comparison</w:t>
+      <w:r>
+        <w:t>________________________________________________________________</w:t>
       </w:r>
     </w:p>
     <w:p>
       <w:r>
-        <w:t>Run A uses rate 0.1 for two updates; run B uses rate 0.2 for six updates and different training rows. Can the difference be attributed to rate alone? Propose a repair.</w:t>
+        <w:t>________________________________________________________________</w:t>
       </w:r>
     </w:p>
     <w:p>
-      <w:pPr>
-        <w:pStyle w:val="Heading3"/>
-      </w:pPr>
-      <w:r>
-        <w:t>My reasoning and evidence</w:t>
+      <w:r>
+        <w:t>________________________________________________________________</w:t>
       </w:r>
     </w:p>
     <w:p>
@@ -635,34 +754,52 @@
       </w:r>
     </w:p>
     <w:p>
-      <w:r>
-        <w:t>________________________________________________________________</w:t>
+      <w:pPr>
+        <w:pStyle w:val="Heading1"/>
+      </w:pPr>
+      <w:r>
+        <w:t>09. W5 Audit a mixed comparison</w:t>
       </w:r>
     </w:p>
     <w:p>
       <w:r>
-        <w:t>________________________________________________________________</w:t>
+        <w:t>Audit a mixed comparison. Apply the supplied Capstone controlled experiments facts and keep your reasoning.</w:t>
       </w:r>
     </w:p>
     <w:p>
       <w:pPr>
-        <w:pStyle w:val="Heading1"/>
-      </w:pPr>
-      <w:r>
-        <w:t>10. Project checkpoint and reflection</w:t>
+        <w:spacing w:line="336" w:lineRule="auto" w:after="180"/>
+      </w:pPr>
+      <w:r>
+        <w:rPr>
+          <w:b w:val="0"/>
+        </w:rPr>
+        <w:t xml:space="preserve">Run A uses rate 0.1 for two updates; run B uses rate 0.2 for six updates and different </w:t>
+      </w:r>
+      <w:r>
+        <w:rPr>
+          <w:b/>
+        </w:rPr>
+        <w:t>training</w:t>
+      </w:r>
+      <w:r>
+        <w:rPr>
+          <w:b w:val="0"/>
+        </w:rPr>
+        <w:t xml:space="preserve"> rows. Can the difference be attributed to rate alone? Propose a repair.</w:t>
       </w:r>
     </w:p>
     <w:p>
-      <w:r>
-        <w:t>For Image-pattern Network Investigation, use this week’s independent task as a rehearsal for the final evidence pack: For training (1,3),(2,6) and validation (3,9),(4,12), start a = 1. Compare rates 0.1 and 0.2 for two updates. Gradient is 5*(a-3). Compute final weights and validation MSE, then select lower MSE; ties go to 0.1. Keep actual observations separate from expected results, preserve failures, compare a baseline and explain the limits.</w:t>
+      <w:pPr>
+        <w:pStyle w:val="Heading3"/>
+      </w:pPr>
+      <w:r>
+        <w:t>My reasoning and evidence</w:t>
       </w:r>
     </w:p>
     <w:p>
-      <w:pPr>
-        <w:pStyle w:val="Heading3"/>
-      </w:pPr>
-      <w:r>
-        <w:t>My project change, supporting evidence and remaining limit</w:t>
+      <w:r>
+        <w:t>________________________________________________________________</w:t>
       </w:r>
     </w:p>
     <w:p>
@@ -691,16 +828,136 @@
       </w:r>
     </w:p>
     <w:p>
-      <w:r>
-        <w:t>________________________________________________________________</w:t>
+      <w:pPr>
+        <w:pStyle w:val="Heading1"/>
+      </w:pPr>
+      <w:r>
+        <w:t>10. Project checkpoint and reflection</w:t>
       </w:r>
     </w:p>
     <w:p>
+      <w:r>
+        <w:t>Connect Capstone controlled experiments to Image-pattern Network Investigation, identify a limit and choose the next useful test.</w:t>
+      </w:r>
+    </w:p>
+    <w:p>
+      <w:pPr>
+        <w:spacing w:line="336" w:lineRule="auto" w:after="180"/>
+      </w:pPr>
+      <w:r>
+        <w:rPr>
+          <w:b w:val="0"/>
+        </w:rPr>
+        <w:t xml:space="preserve">For Image-pattern Network Investigation, use this week’s independent task as a rehearsal for the final </w:t>
+      </w:r>
+      <w:r>
+        <w:rPr>
+          <w:b/>
+        </w:rPr>
+        <w:t>evidence</w:t>
+      </w:r>
+      <w:r>
+        <w:rPr>
+          <w:b w:val="0"/>
+        </w:rPr>
+        <w:t xml:space="preserve"> pack: For </w:t>
+      </w:r>
+      <w:r>
+        <w:rPr>
+          <w:b/>
+        </w:rPr>
+        <w:t>training</w:t>
+      </w:r>
+      <w:r>
+        <w:rPr>
+          <w:b w:val="0"/>
+        </w:rPr>
+        <w:t xml:space="preserve"> (1,3),(2,6) and validation (3,9),(4,12), start a = 1.</w:t>
+      </w:r>
+    </w:p>
+    <w:p>
+      <w:pPr>
+        <w:spacing w:line="336" w:lineRule="auto" w:after="180"/>
+      </w:pPr>
+      <w:r>
+        <w:rPr>
+          <w:b w:val="0"/>
+        </w:rPr>
+        <w:t>Compare rates 0.1 and 0.2 for two updates. Gradient is 5*(a-3). Compute final weights and validation MSE, then select lower MSE; ties go to 0.1.</w:t>
+      </w:r>
+    </w:p>
+    <w:p>
+      <w:pPr>
+        <w:spacing w:line="336" w:lineRule="auto" w:after="180"/>
+      </w:pPr>
+      <w:r>
+        <w:rPr>
+          <w:b w:val="0"/>
+        </w:rPr>
+        <w:t xml:space="preserve">Keep actual </w:t>
+      </w:r>
+      <w:r>
+        <w:rPr>
+          <w:b/>
+        </w:rPr>
+        <w:t>observation</w:t>
+      </w:r>
+      <w:r>
+        <w:rPr>
+          <w:b w:val="0"/>
+        </w:rPr>
+        <w:t>s separate from expected results, preserve failures, compare a baseline and explain the limits.</w:t>
+      </w:r>
+    </w:p>
+    <w:p>
+      <w:pPr>
+        <w:pStyle w:val="Heading3"/>
+      </w:pPr>
+      <w:r>
+        <w:t>My project change, supporting evidence and remaining limit</w:t>
+      </w:r>
+    </w:p>
+    <w:p>
+      <w:r>
+        <w:t>________________________________________________________________</w:t>
+      </w:r>
+    </w:p>
+    <w:p>
+      <w:r>
+        <w:t>________________________________________________________________</w:t>
+      </w:r>
+    </w:p>
+    <w:p>
+      <w:r>
+        <w:t>________________________________________________________________</w:t>
+      </w:r>
+    </w:p>
+    <w:p>
+      <w:r>
+        <w:t>________________________________________________________________</w:t>
+      </w:r>
+    </w:p>
+    <w:p>
+      <w:r>
+        <w:t>________________________________________________________________</w:t>
+      </w:r>
+    </w:p>
+    <w:p>
+      <w:r>
+        <w:t>________________________________________________________________</w:t>
+      </w:r>
+    </w:p>
+    <w:p>
       <w:pPr>
         <w:pStyle w:val="Heading1"/>
       </w:pPr>
       <w:r>
         <w:t>11. Feedback, return check and learning record</w:t>
+      </w:r>
+    </w:p>
+    <w:p>
+      <w:r>
+        <w:t>Record the first repaired step and a different case to revisit after a delay.</w:t>
       </w:r>
     </w:p>
     <w:tbl>
@@ -840,7 +1097,13 @@
       </w:tr>
     </w:tbl>
     <w:p>
-      <w:r>
+      <w:pPr>
+        <w:spacing w:line="336" w:lineRule="auto" w:after="180"/>
+      </w:pPr>
+      <w:r>
+        <w:rPr>
+          <w:b w:val="0"/>
+        </w:rPr>
         <w:t>Revisit this idea with your teacher after a delay. Familiarity is different from explaining and using it on a changed case.</w:t>
       </w:r>
     </w:p>
@@ -854,11 +1117,28 @@
     </w:p>
     <w:p>
       <w:r>
-        <w:t>One controlled network change. The capstone compares two fixed networks on the same six labelled toy patterns. Only one feature connection is added.</w:t>
+        <w:t>One controlled network change. The capstone compares two fixed networks on the same six labelled toy patterns. Only one feature connection is added. Explain the labelled step before checking the changed condition.</w:t>
       </w:r>
     </w:p>
     <w:p>
-      <w:r>
+      <w:pPr>
+        <w:spacing w:line="336" w:lineRule="auto" w:after="180"/>
+      </w:pPr>
+      <w:r>
+        <w:rPr>
+          <w:b w:val="0"/>
+        </w:rPr>
+        <w:t>One controlled network change. The capstone compares two fixed networks on the same six labelled toy patterns. Only one feature connection is added.</w:t>
+      </w:r>
+    </w:p>
+    <w:p>
+      <w:pPr>
+        <w:spacing w:line="336" w:lineRule="auto" w:after="180"/>
+      </w:pPr>
+      <w:r>
+        <w:rPr>
+          <w:b w:val="0"/>
+        </w:rPr>
         <w:t>A scores [1,1,0,1,0,1]; B scores [1,1,1,1,0,1]. Settings, labels and scoring remain fixed. Binary entries mean 1=correct and 0=incorrect.</w:t>
       </w:r>
     </w:p>
@@ -935,8 +1215,27 @@
       </w:r>
     </w:p>
     <w:p>
-      <w:r>
-        <w:t>Compute the two correct counts and identify the changed case. Why would changing B’s training data weaken the conclusion about its added connection?</w:t>
+      <w:pPr>
+        <w:spacing w:line="336" w:lineRule="auto" w:after="180"/>
+        <w:shd w:fill="F5F1FB"/>
+      </w:pPr>
+      <w:r>
+        <w:rPr>
+          <w:b w:val="0"/>
+        </w:rPr>
+        <w:t xml:space="preserve">Compute the two correct counts and identify the changed case. Why would changing B’s </w:t>
+      </w:r>
+      <w:r>
+        <w:rPr>
+          <w:b/>
+        </w:rPr>
+        <w:t>training</w:t>
+      </w:r>
+      <w:r>
+        <w:rPr>
+          <w:b w:val="0"/>
+        </w:rPr>
+        <w:t xml:space="preserve"> data weaken the conclusion about its added connection?</w:t>
       </w:r>
     </w:p>
     <w:p>
@@ -978,35 +1277,114 @@
       </w:r>
     </w:p>
     <w:p>
-      <w:r>
-        <w:t>Support used: alone / hint / worked example. This record is practice evidence.</w:t>
+      <w:pPr>
+        <w:pStyle w:val="Heading3"/>
+      </w:pPr>
+      <w:r>
+        <w:t>Record the help used</w:t>
       </w:r>
     </w:p>
     <w:p>
-      <w:r>
-        <w:t>Project connection: For the Image-pattern Network Investigation, save the labelled trace and the changed-case explanation beside the experiment record. State exactly what this example supports before linking it to the wider capstone claim.</w:t>
+      <w:pPr>
+        <w:spacing w:line="336" w:lineRule="auto" w:after="180"/>
+        <w:shd w:fill="F1F6F8"/>
+      </w:pPr>
+      <w:r>
+        <w:rPr>
+          <w:b w:val="0"/>
+        </w:rPr>
+        <w:t xml:space="preserve">Support used: alone / hint / worked example. This record is practice </w:t>
+      </w:r>
+      <w:r>
+        <w:rPr>
+          <w:b/>
+        </w:rPr>
+        <w:t>evidence</w:t>
+      </w:r>
+      <w:r>
+        <w:rPr>
+          <w:b w:val="0"/>
+        </w:rPr>
+        <w:t>.</w:t>
       </w:r>
     </w:p>
     <w:p>
       <w:pPr>
-        <w:pStyle w:val="Heading1"/>
-      </w:pPr>
-      <w:r>
-        <w:t>13. Project portfolio milestone</w:t>
+        <w:spacing w:line="336" w:lineRule="auto" w:after="180"/>
+      </w:pPr>
+      <w:r>
+        <w:rPr>
+          <w:b w:val="0"/>
+        </w:rPr>
+        <w:t>Project connection: For the Image-pattern Network Investigation, save the labelled trace and the changed-case explanation beside the experiment record.</w:t>
       </w:r>
     </w:p>
     <w:p>
-      <w:r>
-        <w:t>Project: Image-pattern Network Investigation</w:t>
+      <w:pPr>
+        <w:spacing w:line="336" w:lineRule="auto" w:after="180"/>
+      </w:pPr>
+      <w:r>
+        <w:rPr>
+          <w:b w:val="0"/>
+        </w:rPr>
+        <w:t>State exactly what this example supports before linking it to the wider capstone claim.</w:t>
       </w:r>
     </w:p>
     <w:p>
-      <w:r>
-        <w:t>Current milestone: Present and defend. Demonstrate the system, explain one failure and justify the next improvement with evidence.</w:t>
+      <w:pPr>
+        <w:pStyle w:val="Heading1"/>
+      </w:pPr>
+      <w:r>
+        <w:t>13. Project portfolio milestone</w:t>
       </w:r>
     </w:p>
     <w:p>
       <w:r>
+        <w:t>Keep this week’s input, deciding step, result and limit together in the Image-pattern Network Investigation record.</w:t>
+      </w:r>
+    </w:p>
+    <w:p>
+      <w:pPr>
+        <w:spacing w:line="336" w:lineRule="auto" w:after="180"/>
+      </w:pPr>
+      <w:r>
+        <w:rPr>
+          <w:b w:val="0"/>
+        </w:rPr>
+        <w:t>Project: Image-pattern Network Investigation</w:t>
+      </w:r>
+    </w:p>
+    <w:p>
+      <w:pPr>
+        <w:spacing w:line="336" w:lineRule="auto" w:after="180"/>
+      </w:pPr>
+      <w:r>
+        <w:rPr>
+          <w:b w:val="0"/>
+        </w:rPr>
+        <w:t xml:space="preserve">Current milestone: Present and defend. Demonstrate the system, explain one failure and justify the next improvement with </w:t>
+      </w:r>
+      <w:r>
+        <w:rPr>
+          <w:b/>
+        </w:rPr>
+        <w:t>evidence</w:t>
+      </w:r>
+      <w:r>
+        <w:rPr>
+          <w:b w:val="0"/>
+        </w:rPr>
+        <w:t>.</w:t>
+      </w:r>
+    </w:p>
+    <w:p>
+      <w:pPr>
+        <w:spacing w:line="336" w:lineRule="auto" w:after="180"/>
+      </w:pPr>
+      <w:r>
+        <w:rPr>
+          <w:b w:val="0"/>
+        </w:rPr>
         <w:t>For the Image-pattern Network Investigation, save the labelled trace and the changed-case explanation beside the experiment record. State exactly what this example supports before linking it to the wider capstone claim.</w:t>
       </w:r>
     </w:p>
@@ -1169,53 +1547,92 @@
     </w:p>
     <w:p>
       <w:r>
-        <w:t>Use this supported practice once, in the browser or on paper. Keep the reserved independent assessment for a separate first attempt before teacher feedback.</w:t>
+        <w:t>Try the supported questions before comparing with hints and feedback. Record what you repaired and the evidence you retained.</w:t>
       </w:r>
     </w:p>
     <w:p>
-      <w:r>
-        <w:t>One controlled network change. The capstone compares two fixed networks on the same six labelled toy patterns. Only one feature connection is added.</w:t>
+      <w:pPr>
+        <w:spacing w:line="336" w:lineRule="auto" w:after="180"/>
+      </w:pPr>
+      <w:r>
+        <w:rPr>
+          <w:b w:val="0"/>
+        </w:rPr>
+        <w:t>Use this supported practice once, in the browser or on paper. Keep the reserved independent assessment for a separate first attempt before teacher feedback.</w:t>
       </w:r>
     </w:p>
     <w:p>
       <w:pPr>
-        <w:pStyle w:val="Heading3"/>
-      </w:pPr>
-      <w:r>
-        <w:t>Practice 1: explain the deciding evidence</w:t>
+        <w:spacing w:line="336" w:lineRule="auto" w:after="180"/>
+      </w:pPr>
+      <w:r>
+        <w:rPr>
+          <w:b w:val="0"/>
+        </w:rPr>
+        <w:t>One controlled network change. The capstone compares two fixed networks on the same six labelled toy patterns. Only one feature connection is added.</w:t>
       </w:r>
     </w:p>
     <w:p>
-      <w:r>
-        <w:t>Which labelled step matches this detail? Only case three changes correctness; case five fails for both.</w:t>
+      <w:pPr>
+        <w:pStyle w:val="Heading3"/>
+      </w:pPr>
+      <w:r>
+        <w:t>Practice 1: explain the deciding evidence</w:t>
       </w:r>
     </w:p>
     <w:p>
-      <w:r>
-        <w:t>1. Inspect paired cases</w:t>
+      <w:pPr>
+        <w:spacing w:line="336" w:lineRule="auto" w:after="180"/>
+      </w:pPr>
+      <w:r>
+        <w:rPr>
+          <w:b w:val="0"/>
+        </w:rPr>
+        <w:t>Which labelled step matches this detail? Only case three changes correctness; case five fails for both.</w:t>
       </w:r>
     </w:p>
     <w:p>
-      <w:r>
-        <w:t>2. Identify the intervention</w:t>
+      <w:pPr>
+        <w:spacing w:line="336" w:lineRule="auto" w:after="180"/>
+        <w:shd w:fill="F4F9FC"/>
+      </w:pPr>
+      <w:r>
+        <w:rPr>
+          <w:b w:val="0"/>
+        </w:rPr>
+        <w:t>1. Inspect paired cases</w:t>
       </w:r>
     </w:p>
     <w:p>
-      <w:r>
-        <w:t>3. Count outcomes</w:t>
+      <w:pPr>
+        <w:spacing w:line="336" w:lineRule="auto" w:after="180"/>
+        <w:shd w:fill="F4F9FC"/>
+      </w:pPr>
+      <w:r>
+        <w:rPr>
+          <w:b w:val="0"/>
+        </w:rPr>
+        <w:t>2. Identify the intervention</w:t>
       </w:r>
     </w:p>
     <w:p>
       <w:pPr>
-        <w:pStyle w:val="Heading3"/>
-      </w:pPr>
-      <w:r>
-        <w:t>My selected conclusion, deciding fact and explanation</w:t>
+        <w:spacing w:line="336" w:lineRule="auto" w:after="180"/>
+        <w:shd w:fill="F4F9FC"/>
+      </w:pPr>
+      <w:r>
+        <w:rPr>
+          <w:b w:val="0"/>
+        </w:rPr>
+        <w:t>3. Count outcomes</w:t>
       </w:r>
     </w:p>
     <w:p>
-      <w:r>
-        <w:t>________________________________________________________________</w:t>
+      <w:pPr>
+        <w:pStyle w:val="Heading3"/>
+      </w:pPr>
+      <w:r>
+        <w:t>My selected conclusion, deciding fact and explanation</w:t>
       </w:r>
     </w:p>
     <w:p>
@@ -1240,40 +1657,67 @@
     </w:p>
     <w:p>
       <w:r>
-        <w:t>Hint if needed: Read the steps in the pictorial case. Match the supplied detail to the stage that performs or records it.</w:t>
+        <w:t>________________________________________________________________</w:t>
       </w:r>
     </w:p>
     <w:p>
-      <w:r>
-        <w:t>After your attempt, compare with the supported explanation: Inspect paired cases Only case three changes correctness; case five fails for both. Controlled experiments vary the specified component while retaining comparable cases. Pairing the outcomes by pattern shows where the score difference comes from instead of hiding it in an overall average.</w:t>
+      <w:pPr>
+        <w:pStyle w:val="Heading3"/>
+      </w:pPr>
+      <w:r>
+        <w:t>Hint · try first</w:t>
       </w:r>
     </w:p>
     <w:p>
       <w:pPr>
-        <w:pStyle w:val="Heading3"/>
-      </w:pPr>
-      <w:r>
-        <w:t>Practice 2: explain the deciding evidence</w:t>
+        <w:spacing w:line="336" w:lineRule="auto" w:after="180"/>
+        <w:shd w:fill="F1F6F8"/>
+      </w:pPr>
+      <w:r>
+        <w:rPr>
+          <w:b w:val="0"/>
+        </w:rPr>
+        <w:t>Hint if needed: Read the steps in the pictorial case. Match the supplied detail to the stage that performs or records it.</w:t>
       </w:r>
     </w:p>
     <w:p>
-      <w:r>
-        <w:t>Changed-case practice: Change B’s training set as well as the feature connection. Which conclusion is supported by the supplied facts?</w:t>
+      <w:pPr>
+        <w:pStyle w:val="Heading3"/>
+      </w:pPr>
+      <w:r>
+        <w:t>Feedback · compare after trying</w:t>
       </w:r>
     </w:p>
     <w:p>
-      <w:r>
-        <w:t>1. This one example guarantees correct results for every future input.</w:t>
+      <w:pPr>
+        <w:spacing w:line="336" w:lineRule="auto" w:after="180"/>
+        <w:shd w:fill="F1F6FC"/>
+      </w:pPr>
+      <w:r>
+        <w:rPr>
+          <w:b w:val="0"/>
+        </w:rPr>
+        <w:t>After your attempt, compare with the supported explanation: Inspect paired cases Only case three changes correctness; case five fails for both.</w:t>
       </w:r>
     </w:p>
     <w:p>
-      <w:r>
-        <w:t>2. We can decide the result without examining the changed input or the procedure.</w:t>
+      <w:pPr>
+        <w:spacing w:line="336" w:lineRule="auto" w:after="180"/>
+        <w:shd w:fill="F1F6FC"/>
+      </w:pPr>
+      <w:r>
+        <w:rPr>
+          <w:b w:val="0"/>
+        </w:rPr>
+        <w:t>Controlled experiments vary the specified component while retaining comparable cases. Pairing the outcomes by pattern shows where the score difference comes from instead of hiding it in an overall average.</w:t>
       </w:r>
     </w:p>
     <w:p>
-      <w:r>
-        <w:t>3. The experiment no longer isolates the connection change.</w:t>
+      <w:pPr>
+        <w:pStyle w:val="Heading3"/>
+      </w:pPr>
+      <w:r>
+        <w:t>Practice 2: explain the deciding evidence</w:t>
       </w:r>
     </w:p>
     <w:p>
@@ -1281,91 +1725,1064 @@
         <w:pStyle w:val="Heading3"/>
       </w:pPr>
       <w:r>
-        <w:t>My selected conclusion, deciding fact and explanation</w:t>
+        <w:t>Changed case · predict first</w:t>
       </w:r>
     </w:p>
     <w:p>
-      <w:r>
-        <w:t>________________________________________________________________</w:t>
+      <w:pPr>
+        <w:spacing w:line="336" w:lineRule="auto" w:after="180"/>
+        <w:shd w:fill="F5F1FB"/>
+      </w:pPr>
+      <w:r>
+        <w:rPr>
+          <w:b w:val="0"/>
+        </w:rPr>
+        <w:t xml:space="preserve">Changed-case practice: Change B’s </w:t>
+      </w:r>
+      <w:r>
+        <w:rPr>
+          <w:b/>
+        </w:rPr>
+        <w:t>training</w:t>
+      </w:r>
+      <w:r>
+        <w:rPr>
+          <w:b w:val="0"/>
+        </w:rPr>
+        <w:t xml:space="preserve"> set as well as the feature connection. Which conclusion is supported by the supplied facts?</w:t>
       </w:r>
     </w:p>
     <w:p>
-      <w:r>
-        <w:t>________________________________________________________________</w:t>
+      <w:pPr>
+        <w:spacing w:line="336" w:lineRule="auto" w:after="180"/>
+        <w:shd w:fill="F4F9FC"/>
+      </w:pPr>
+      <w:r>
+        <w:rPr>
+          <w:b w:val="0"/>
+        </w:rPr>
+        <w:t xml:space="preserve">1. This one example guarantees correct results for every future </w:t>
+      </w:r>
+      <w:r>
+        <w:rPr>
+          <w:b/>
+        </w:rPr>
+        <w:t>input</w:t>
+      </w:r>
+      <w:r>
+        <w:rPr>
+          <w:b w:val="0"/>
+        </w:rPr>
+        <w:t>.</w:t>
       </w:r>
     </w:p>
     <w:p>
-      <w:r>
-        <w:t>________________________________________________________________</w:t>
+      <w:pPr>
+        <w:spacing w:line="336" w:lineRule="auto" w:after="180"/>
+        <w:shd w:fill="F4F9FC"/>
+      </w:pPr>
+      <w:r>
+        <w:rPr>
+          <w:b w:val="0"/>
+        </w:rPr>
+        <w:t xml:space="preserve">2. We can decide the result without examining the changed </w:t>
+      </w:r>
+      <w:r>
+        <w:rPr>
+          <w:b/>
+        </w:rPr>
+        <w:t>input</w:t>
+      </w:r>
+      <w:r>
+        <w:rPr>
+          <w:b w:val="0"/>
+        </w:rPr>
+        <w:t xml:space="preserve"> or the procedure.</w:t>
       </w:r>
     </w:p>
     <w:p>
-      <w:r>
-        <w:t>________________________________________________________________</w:t>
+      <w:pPr>
+        <w:spacing w:line="336" w:lineRule="auto" w:after="180"/>
+        <w:shd w:fill="F4F9FC"/>
+      </w:pPr>
+      <w:r>
+        <w:rPr>
+          <w:b w:val="0"/>
+        </w:rPr>
+        <w:t>3. The experiment no longer isolates the connection change.</w:t>
       </w:r>
     </w:p>
     <w:p>
-      <w:r>
-        <w:t>________________________________________________________________</w:t>
+      <w:pPr>
+        <w:pStyle w:val="Heading3"/>
+      </w:pPr>
+      <w:r>
+        <w:t>My selected conclusion, deciding fact and explanation</w:t>
       </w:r>
     </w:p>
     <w:p>
       <w:r>
-        <w:t>Hint if needed: Use the changed condition and the deciding step in the pictorial trace. The answer must say what follows from those facts.</w:t>
+        <w:t>________________________________________________________________</w:t>
       </w:r>
     </w:p>
     <w:p>
       <w:r>
-        <w:t>After your attempt, compare with the supported explanation: The experiment no longer isolates the connection change. A training-data difference supplies an alternative explanation for the observed result.</w:t>
+        <w:t>________________________________________________________________</w:t>
       </w:r>
     </w:p>
     <w:p>
-      <w:pPr>
-        <w:pStyle w:val="Heading3"/>
-      </w:pPr>
-      <w:r>
-        <w:t>Repair a missing building block</w:t>
+      <w:r>
+        <w:t>________________________________________________________________</w:t>
       </w:r>
     </w:p>
     <w:p>
       <w:r>
-        <w:t>Review Capstone hypothesis and baseline (ai-5/33). Goal: Write a testable capstone hypothesis and a credible baseline. Short practice: Name the intended change, the baseline and the measured outcome. Why must both versions avoid training on the eight reserved labels?. Return to this week and explain what you changed.</w:t>
+        <w:t>________________________________________________________________</w:t>
       </w:r>
     </w:p>
     <w:p>
       <w:r>
-        <w:t>Review Efficiency and resource measurement (ai-5/31). Goal: Calculate throughput and amortised time per example from repeated timings. Short practice: Why is 10ms/case not necessarily a single-request latency? Point to the relevant step in the picture, then write the changed result and the rule or evidence that supports it.. Return to this week and explain what you changed.</w:t>
+        <w:t>________________________________________________________________</w:t>
       </w:r>
     </w:p>
     <w:p>
-      <w:r>
-        <w:t>Review Transfer learning (ai-5/28). Goal: Trace a reused feature extractor and a newly fitted output head. Short practice: Which part was trained for the new task? Point to the relevant step in the picture, then write the changed result and the rule or evidence that supports it.. Return to this week and explain what you changed.</w:t>
+      <w:pPr>
+        <w:pStyle w:val="Heading3"/>
+      </w:pPr>
+      <w:r>
+        <w:t>Hint · try first</w:t>
       </w:r>
     </w:p>
     <w:p>
       <w:pPr>
-        <w:pStyle w:val="Heading3"/>
-      </w:pPr>
-      <w:r>
-        <w:t>Keep your completed work</w:t>
+        <w:spacing w:line="336" w:lineRule="auto" w:after="180"/>
+        <w:shd w:fill="F1F6F8"/>
+      </w:pPr>
+      <w:r>
+        <w:rPr>
+          <w:b w:val="0"/>
+        </w:rPr>
+        <w:t>Hint if needed: Use the changed condition and the deciding step in the pictorial trace. The answer must say what follows from those facts.</w:t>
       </w:r>
     </w:p>
     <w:p>
-      <w:r>
-        <w:t>Use Download completed work in the hosted lesson to export your answers, reflections, practice feedback and code-run evidence. Open the HTML copy to read or print it. Drafts stay in this browser when storage is available; clear drafts on a shared device.</w:t>
+      <w:pPr>
+        <w:pStyle w:val="Heading3"/>
+      </w:pPr>
+      <w:r>
+        <w:t>Feedback · compare after trying</w:t>
       </w:r>
     </w:p>
     <w:p>
       <w:pPr>
-        <w:pStyle w:val="Heading3"/>
-      </w:pPr>
-      <w:r>
-        <w:t>What I repaired, the evidence I kept and the next test</w:t>
+        <w:spacing w:line="336" w:lineRule="auto" w:after="180"/>
+        <w:shd w:fill="F1F6FC"/>
+      </w:pPr>
+      <w:r>
+        <w:rPr>
+          <w:b w:val="0"/>
+        </w:rPr>
+        <w:t xml:space="preserve">After your attempt, compare with the supported explanation: The experiment no longer isolates the connection change. A </w:t>
+      </w:r>
+      <w:r>
+        <w:rPr>
+          <w:b/>
+        </w:rPr>
+        <w:t>training</w:t>
+      </w:r>
+      <w:r>
+        <w:rPr>
+          <w:b w:val="0"/>
+        </w:rPr>
+        <w:t>-data difference supplies an alternative explanation for the observed result.</w:t>
       </w:r>
     </w:p>
     <w:p>
+      <w:pPr>
+        <w:pStyle w:val="Heading3"/>
+      </w:pPr>
+      <w:r>
+        <w:t>Repair a missing building block</w:t>
+      </w:r>
+    </w:p>
+    <w:p>
+      <w:pPr>
+        <w:spacing w:line="336" w:lineRule="auto" w:after="180"/>
+      </w:pPr>
+      <w:r>
+        <w:rPr>
+          <w:b w:val="0"/>
+        </w:rPr>
+        <w:t>Review Capstone hypothesis and baseline (ai-5/33). Goal: Write a testable capstone hypothesis and a credible baseline. Short practice: Name the intended change, the baseline and the measured outcome.</w:t>
+      </w:r>
+    </w:p>
+    <w:p>
+      <w:pPr>
+        <w:spacing w:line="336" w:lineRule="auto" w:after="180"/>
+      </w:pPr>
+      <w:r>
+        <w:rPr>
+          <w:b w:val="0"/>
+        </w:rPr>
+        <w:t xml:space="preserve">Why must both versions avoid </w:t>
+      </w:r>
+      <w:r>
+        <w:rPr>
+          <w:b/>
+        </w:rPr>
+        <w:t>training</w:t>
+      </w:r>
+      <w:r>
+        <w:rPr>
+          <w:b w:val="0"/>
+        </w:rPr>
+        <w:t xml:space="preserve"> on the eight reserved labels?. Return to this week and explain what you changed.</w:t>
+      </w:r>
+    </w:p>
+    <w:p>
+      <w:pPr>
+        <w:spacing w:line="336" w:lineRule="auto" w:after="180"/>
+      </w:pPr>
+      <w:r>
+        <w:rPr>
+          <w:b w:val="0"/>
+        </w:rPr>
+        <w:t>Review Efficiency and resource measurement (ai-5/31). Goal: Calculate throughput and amortised time per example from repeated timings. Short practice: Why is 10ms/case not necessarily a single-request latency?</w:t>
+      </w:r>
+    </w:p>
+    <w:p>
+      <w:pPr>
+        <w:spacing w:line="336" w:lineRule="auto" w:after="180"/>
+      </w:pPr>
+      <w:r>
+        <w:rPr>
+          <w:b w:val="0"/>
+        </w:rPr>
+        <w:t xml:space="preserve">Point to the relevant step in the picture, then write the changed result and the rule or </w:t>
+      </w:r>
+      <w:r>
+        <w:rPr>
+          <w:b/>
+        </w:rPr>
+        <w:t>evidence</w:t>
+      </w:r>
+      <w:r>
+        <w:rPr>
+          <w:b w:val="0"/>
+        </w:rPr>
+        <w:t xml:space="preserve"> that supports it.. Return to this week and explain what you changed.</w:t>
+      </w:r>
+    </w:p>
+    <w:p>
+      <w:pPr>
+        <w:spacing w:line="336" w:lineRule="auto" w:after="180"/>
+      </w:pPr>
+      <w:r>
+        <w:rPr>
+          <w:b w:val="0"/>
+        </w:rPr>
+        <w:t xml:space="preserve">Review Transfer learning (ai-5/28). Goal: Trace a reused feature extractor and a newly fitted </w:t>
+      </w:r>
+      <w:r>
+        <w:rPr>
+          <w:b/>
+        </w:rPr>
+        <w:t>output</w:t>
+      </w:r>
+      <w:r>
+        <w:rPr>
+          <w:b w:val="0"/>
+        </w:rPr>
+        <w:t xml:space="preserve"> head. Short practice: Which part was trained for the new task?</w:t>
+      </w:r>
+    </w:p>
+    <w:p>
+      <w:pPr>
+        <w:spacing w:line="336" w:lineRule="auto" w:after="180"/>
+      </w:pPr>
+      <w:r>
+        <w:rPr>
+          <w:b w:val="0"/>
+        </w:rPr>
+        <w:t xml:space="preserve">Point to the relevant step in the picture, then write the changed result and the rule or </w:t>
+      </w:r>
+      <w:r>
+        <w:rPr>
+          <w:b/>
+        </w:rPr>
+        <w:t>evidence</w:t>
+      </w:r>
+      <w:r>
+        <w:rPr>
+          <w:b w:val="0"/>
+        </w:rPr>
+        <w:t xml:space="preserve"> that supports it.. Return to this week and explain what you changed.</w:t>
+      </w:r>
+    </w:p>
+    <w:p>
+      <w:pPr>
+        <w:pStyle w:val="Heading3"/>
+      </w:pPr>
+      <w:r>
+        <w:t>Keep your completed work</w:t>
+      </w:r>
+    </w:p>
+    <w:p>
+      <w:pPr>
+        <w:spacing w:line="336" w:lineRule="auto" w:after="180"/>
+      </w:pPr>
+      <w:r>
+        <w:rPr>
+          <w:b w:val="0"/>
+        </w:rPr>
+        <w:t xml:space="preserve">Use Download completed work in the hosted lesson to export your answers, reflections, practice feedback and code-run </w:t>
+      </w:r>
+      <w:r>
+        <w:rPr>
+          <w:b/>
+        </w:rPr>
+        <w:t>evidence</w:t>
+      </w:r>
+      <w:r>
+        <w:rPr>
+          <w:b w:val="0"/>
+        </w:rPr>
+        <w:t>. Open the HTML copy to read or print it.</w:t>
+      </w:r>
+    </w:p>
+    <w:p>
+      <w:pPr>
+        <w:spacing w:line="336" w:lineRule="auto" w:after="180"/>
+      </w:pPr>
+      <w:r>
+        <w:rPr>
+          <w:b w:val="0"/>
+        </w:rPr>
+        <w:t>Drafts stay in this browser when storage is available; clear drafts on a shared device.</w:t>
+      </w:r>
+    </w:p>
+    <w:p>
+      <w:pPr>
+        <w:pStyle w:val="Heading3"/>
+      </w:pPr>
+      <w:r>
+        <w:t>What I repaired, the evidence I kept and the next test</w:t>
+      </w:r>
+    </w:p>
+    <w:p>
       <w:r>
         <w:t>________________________________________________________________</w:t>
+      </w:r>
+    </w:p>
+    <w:p>
+      <w:r>
+        <w:t>________________________________________________________________</w:t>
+      </w:r>
+    </w:p>
+    <w:p>
+      <w:r>
+        <w:t>________________________________________________________________</w:t>
+      </w:r>
+    </w:p>
+    <w:p>
+      <w:r>
+        <w:t>________________________________________________________________</w:t>
+      </w:r>
+    </w:p>
+    <w:p>
+      <w:r>
+        <w:t>________________________________________________________________</w:t>
+      </w:r>
+    </w:p>
+    <w:p>
+      <w:pPr>
+        <w:pStyle w:val="Heading1"/>
+      </w:pPr>
+      <w:r>
+        <w:t>15. Visual concept journey</w:t>
+      </w:r>
+    </w:p>
+    <w:p>
+      <w:r>
+        <w:t>Explain each Capstone controlled experiments picture from its labels, then record a relevant limit.</w:t>
+      </w:r>
+    </w:p>
+    <w:p>
+      <w:pPr>
+        <w:pStyle w:val="Heading3"/>
+      </w:pPr>
+      <w:r>
+        <w:t>01. Capstone controlled experiments: the case</w:t>
+      </w:r>
+    </w:p>
+    <w:p>
+      <w:r>
+        <w:drawing>
+          <wp:inline xmlns:a="http://schemas.openxmlformats.org/drawingml/2006/main" xmlns:pic="http://schemas.openxmlformats.org/drawingml/2006/picture">
+            <wp:extent cx="5486400" cy="2834640"/>
+            <wp:docPr id="3" name="Picture 3" descr="One controlled network change. The capstone compares two fixed networks on the same six labelled toy patterns. Only one feature connection is added. Supplied facts: A scores [1,1,0,1,0,1]; B scores [1,1,1,1,0,1]. Settings, labels and scoring remain fixed. Binary entries mean 1=correct and 0=incorrect."/>
+            <wp:cNvGraphicFramePr>
+              <a:graphicFrameLocks noChangeAspect="1"/>
+            </wp:cNvGraphicFramePr>
+            <a:graphic>
+              <a:graphicData uri="http://schemas.openxmlformats.org/drawingml/2006/picture">
+                <pic:pic>
+                  <pic:nvPicPr>
+                    <pic:cNvPr id="0" name="academy-story-ai-5-34-01.png"/>
+                    <pic:cNvPicPr/>
+                  </pic:nvPicPr>
+                  <pic:blipFill>
+                    <a:blip r:embed="rId11"/>
+                    <a:stretch>
+                      <a:fillRect/>
+                    </a:stretch>
+                  </pic:blipFill>
+                  <pic:spPr>
+                    <a:xfrm>
+                      <a:off x="0" y="0"/>
+                      <a:ext cx="5486400" cy="2834640"/>
+                    </a:xfrm>
+                    <a:prstGeom prst="rect"/>
+                  </pic:spPr>
+                </pic:pic>
+              </a:graphicData>
+            </a:graphic>
+          </wp:inline>
+        </w:drawing>
+      </w:r>
+    </w:p>
+    <w:p>
+      <w:pPr>
+        <w:spacing w:line="336" w:lineRule="auto" w:after="180"/>
+      </w:pPr>
+      <w:r>
+        <w:rPr>
+          <w:b w:val="0"/>
+        </w:rPr>
+        <w:t>One controlled network change. The capstone compares two fixed networks on the same six labelled toy patterns. Only one feature connection is added. Supplied facts: A scores [1,1,0,1,0,1]; B scores [1,1,1,1,0,1].</w:t>
+      </w:r>
+    </w:p>
+    <w:p>
+      <w:pPr>
+        <w:spacing w:line="336" w:lineRule="auto" w:after="180"/>
+      </w:pPr>
+      <w:r>
+        <w:rPr>
+          <w:b w:val="0"/>
+        </w:rPr>
+        <w:t>Settings, labels and scoring remain fixed. Binary entries mean 1=correct and 0=incorrect.</w:t>
+      </w:r>
+    </w:p>
+    <w:p>
+      <w:pPr>
+        <w:spacing w:line="336" w:lineRule="auto" w:after="180"/>
+        <w:shd w:fill="F5F1FB"/>
+      </w:pPr>
+      <w:r>
+        <w:rPr>
+          <w:b w:val="0"/>
+        </w:rPr>
+        <w:t>Point to the given fact that matters most. Explain why it matters.</w:t>
+      </w:r>
+    </w:p>
+    <w:p>
+      <w:pPr>
+        <w:pStyle w:val="Heading3"/>
+      </w:pPr>
+      <w:r>
+        <w:t>My picture explanation, deciding evidence and one limit</w:t>
+      </w:r>
+    </w:p>
+    <w:p>
+      <w:r>
+        <w:t>________________________________________________________________</w:t>
+      </w:r>
+    </w:p>
+    <w:p>
+      <w:r>
+        <w:t>________________________________________________________________</w:t>
+      </w:r>
+    </w:p>
+    <w:p>
+      <w:r>
+        <w:t>________________________________________________________________</w:t>
+      </w:r>
+    </w:p>
+    <w:p>
+      <w:r>
+        <w:t>________________________________________________________________</w:t>
+      </w:r>
+    </w:p>
+    <w:p>
+      <w:pPr>
+        <w:pStyle w:val="Heading3"/>
+      </w:pPr>
+      <w:r>
+        <w:t>02. Follow the deciding steps</w:t>
+      </w:r>
+    </w:p>
+    <w:p>
+      <w:r>
+        <w:drawing>
+          <wp:inline xmlns:a="http://schemas.openxmlformats.org/drawingml/2006/main" xmlns:pic="http://schemas.openxmlformats.org/drawingml/2006/picture">
+            <wp:extent cx="5486400" cy="3182112"/>
+            <wp:docPr id="4" name="Picture 4" descr="Identify the intervention: B adds the centre-feature connection; all other declared settings stay fixed. → Count outcomes: A is 4/6 correct; B is 5/6. → Inspect paired cases: Only case three changes correctness; case five fails for both."/>
+            <wp:cNvGraphicFramePr>
+              <a:graphicFrameLocks noChangeAspect="1"/>
+            </wp:cNvGraphicFramePr>
+            <a:graphic>
+              <a:graphicData uri="http://schemas.openxmlformats.org/drawingml/2006/picture">
+                <pic:pic>
+                  <pic:nvPicPr>
+                    <pic:cNvPr id="0" name="academy-story-ai-5-34-02.png"/>
+                    <pic:cNvPicPr/>
+                  </pic:nvPicPr>
+                  <pic:blipFill>
+                    <a:blip r:embed="rId12"/>
+                    <a:stretch>
+                      <a:fillRect/>
+                    </a:stretch>
+                  </pic:blipFill>
+                  <pic:spPr>
+                    <a:xfrm>
+                      <a:off x="0" y="0"/>
+                      <a:ext cx="5486400" cy="3182112"/>
+                    </a:xfrm>
+                    <a:prstGeom prst="rect"/>
+                  </pic:spPr>
+                </pic:pic>
+              </a:graphicData>
+            </a:graphic>
+          </wp:inline>
+        </w:drawing>
+      </w:r>
+    </w:p>
+    <w:p>
+      <w:pPr>
+        <w:spacing w:line="336" w:lineRule="auto" w:after="180"/>
+      </w:pPr>
+      <w:r>
+        <w:rPr>
+          <w:b w:val="0"/>
+        </w:rPr>
+        <w:t>Identify the intervention: B adds the centre-feature connection; all other declared settings stay fixed. → Count outcomes: A is 4/6 correct; B is 5/6. → Inspect paired cases: Only case three changes correctness; case five fails for both.</w:t>
+      </w:r>
+    </w:p>
+    <w:p>
+      <w:pPr>
+        <w:spacing w:line="336" w:lineRule="auto" w:after="180"/>
+        <w:shd w:fill="F5F1FB"/>
+      </w:pPr>
+      <w:r>
+        <w:rPr>
+          <w:b w:val="0"/>
+        </w:rPr>
+        <w:t xml:space="preserve">Point to each numbered stage and explain which recorded </w:t>
+      </w:r>
+      <w:r>
+        <w:rPr>
+          <w:b/>
+        </w:rPr>
+        <w:t>input</w:t>
+      </w:r>
+      <w:r>
+        <w:rPr>
+          <w:b w:val="0"/>
+        </w:rPr>
+        <w:t xml:space="preserve"> it uses.</w:t>
+      </w:r>
+    </w:p>
+    <w:p>
+      <w:pPr>
+        <w:pStyle w:val="Heading3"/>
+      </w:pPr>
+      <w:r>
+        <w:t>My picture explanation, deciding evidence and one limit</w:t>
+      </w:r>
+    </w:p>
+    <w:p>
+      <w:r>
+        <w:t>________________________________________________________________</w:t>
+      </w:r>
+    </w:p>
+    <w:p>
+      <w:r>
+        <w:t>________________________________________________________________</w:t>
+      </w:r>
+    </w:p>
+    <w:p>
+      <w:r>
+        <w:t>________________________________________________________________</w:t>
+      </w:r>
+    </w:p>
+    <w:p>
+      <w:r>
+        <w:t>________________________________________________________________</w:t>
+      </w:r>
+    </w:p>
+    <w:p>
+      <w:pPr>
+        <w:pStyle w:val="Heading3"/>
+      </w:pPr>
+      <w:r>
+        <w:t>03. Controlled toy-pattern comparison</w:t>
+      </w:r>
+    </w:p>
+    <w:p>
+      <w:r>
+        <w:drawing>
+          <wp:inline xmlns:a="http://schemas.openxmlformats.org/drawingml/2006/main" xmlns:pic="http://schemas.openxmlformats.org/drawingml/2006/picture">
+            <wp:extent cx="5486400" cy="2834640"/>
+            <wp:docPr id="5" name="Picture 5" descr="Controlled toy-pattern comparison. Units: correct labels out of 6 shared patterns. A: 4. B: 5."/>
+            <wp:cNvGraphicFramePr>
+              <a:graphicFrameLocks noChangeAspect="1"/>
+            </wp:cNvGraphicFramePr>
+            <a:graphic>
+              <a:graphicData uri="http://schemas.openxmlformats.org/drawingml/2006/picture">
+                <pic:pic>
+                  <pic:nvPicPr>
+                    <pic:cNvPr id="0" name="academy-story-ai-5-34-03.png"/>
+                    <pic:cNvPicPr/>
+                  </pic:nvPicPr>
+                  <pic:blipFill>
+                    <a:blip r:embed="rId13"/>
+                    <a:stretch>
+                      <a:fillRect/>
+                    </a:stretch>
+                  </pic:blipFill>
+                  <pic:spPr>
+                    <a:xfrm>
+                      <a:off x="0" y="0"/>
+                      <a:ext cx="5486400" cy="2834640"/>
+                    </a:xfrm>
+                    <a:prstGeom prst="rect"/>
+                  </pic:spPr>
+                </pic:pic>
+              </a:graphicData>
+            </a:graphic>
+          </wp:inline>
+        </w:drawing>
+      </w:r>
+    </w:p>
+    <w:p>
+      <w:pPr>
+        <w:spacing w:line="336" w:lineRule="auto" w:after="180"/>
+      </w:pPr>
+      <w:r>
+        <w:rPr>
+          <w:b w:val="0"/>
+        </w:rPr>
+        <w:t>Controlled toy-pattern comparison. Units: correct labels out of 6 shared patterns. A: 4. B: 5.</w:t>
+      </w:r>
+    </w:p>
+    <w:p>
+      <w:pPr>
+        <w:spacing w:line="336" w:lineRule="auto" w:after="180"/>
+        <w:shd w:fill="F5F1FB"/>
+      </w:pPr>
+      <w:r>
+        <w:rPr>
+          <w:b w:val="0"/>
+        </w:rPr>
+        <w:t>Read the labels and values. Explain the relationship the model shows.</w:t>
+      </w:r>
+    </w:p>
+    <w:p>
+      <w:pPr>
+        <w:pStyle w:val="Heading3"/>
+      </w:pPr>
+      <w:r>
+        <w:t>My picture explanation, deciding evidence and one limit</w:t>
+      </w:r>
+    </w:p>
+    <w:p>
+      <w:r>
+        <w:t>________________________________________________________________</w:t>
+      </w:r>
+    </w:p>
+    <w:p>
+      <w:r>
+        <w:t>________________________________________________________________</w:t>
+      </w:r>
+    </w:p>
+    <w:p>
+      <w:r>
+        <w:t>________________________________________________________________</w:t>
+      </w:r>
+    </w:p>
+    <w:p>
+      <w:r>
+        <w:t>________________________________________________________________</w:t>
+      </w:r>
+    </w:p>
+    <w:p>
+      <w:pPr>
+        <w:pStyle w:val="Heading3"/>
+      </w:pPr>
+      <w:r>
+        <w:t>04. Change one thing. Trace what follows.</w:t>
+      </w:r>
+    </w:p>
+    <w:p>
+      <w:r>
+        <w:drawing>
+          <wp:inline xmlns:a="http://schemas.openxmlformats.org/drawingml/2006/main" xmlns:pic="http://schemas.openxmlformats.org/drawingml/2006/picture">
+            <wp:extent cx="5486400" cy="3026664"/>
+            <wp:docPr id="6" name="Picture 6" descr="Original case: Only case three changes correctness; case five fails for both. Changed condition: Change B’s training set as well as the feature connection. Expected result: The experiment no longer isolates the connection change. Reason: A training-data difference supplies an alternative explanation for the observed result."/>
+            <wp:cNvGraphicFramePr>
+              <a:graphicFrameLocks noChangeAspect="1"/>
+            </wp:cNvGraphicFramePr>
+            <a:graphic>
+              <a:graphicData uri="http://schemas.openxmlformats.org/drawingml/2006/picture">
+                <pic:pic>
+                  <pic:nvPicPr>
+                    <pic:cNvPr id="0" name="academy-story-ai-5-34-04.png"/>
+                    <pic:cNvPicPr/>
+                  </pic:nvPicPr>
+                  <pic:blipFill>
+                    <a:blip r:embed="rId14"/>
+                    <a:stretch>
+                      <a:fillRect/>
+                    </a:stretch>
+                  </pic:blipFill>
+                  <pic:spPr>
+                    <a:xfrm>
+                      <a:off x="0" y="0"/>
+                      <a:ext cx="5486400" cy="3026664"/>
+                    </a:xfrm>
+                    <a:prstGeom prst="rect"/>
+                  </pic:spPr>
+                </pic:pic>
+              </a:graphicData>
+            </a:graphic>
+          </wp:inline>
+        </w:drawing>
+      </w:r>
+    </w:p>
+    <w:p>
+      <w:pPr>
+        <w:spacing w:line="336" w:lineRule="auto" w:after="180"/>
+      </w:pPr>
+      <w:r>
+        <w:rPr>
+          <w:b w:val="0"/>
+        </w:rPr>
+        <w:t xml:space="preserve">Original case: Only case three changes correctness; case five fails for both. Changed condition: Change B’s </w:t>
+      </w:r>
+      <w:r>
+        <w:rPr>
+          <w:b/>
+        </w:rPr>
+        <w:t>training</w:t>
+      </w:r>
+      <w:r>
+        <w:rPr>
+          <w:b w:val="0"/>
+        </w:rPr>
+        <w:t xml:space="preserve"> set as well as the feature connection.</w:t>
+      </w:r>
+    </w:p>
+    <w:p>
+      <w:pPr>
+        <w:spacing w:line="336" w:lineRule="auto" w:after="180"/>
+      </w:pPr>
+      <w:r>
+        <w:rPr>
+          <w:b w:val="0"/>
+        </w:rPr>
+        <w:t xml:space="preserve">Expected result: The experiment no longer isolates the connection change. Reason: A </w:t>
+      </w:r>
+      <w:r>
+        <w:rPr>
+          <w:b/>
+        </w:rPr>
+        <w:t>training</w:t>
+      </w:r>
+      <w:r>
+        <w:rPr>
+          <w:b w:val="0"/>
+        </w:rPr>
+        <w:t>-data difference supplies an alternative explanation for the observed result.</w:t>
+      </w:r>
+    </w:p>
+    <w:p>
+      <w:pPr>
+        <w:spacing w:line="336" w:lineRule="auto" w:after="180"/>
+        <w:shd w:fill="F5F1FB"/>
+      </w:pPr>
+      <w:r>
+        <w:rPr>
+          <w:b w:val="0"/>
+        </w:rPr>
+        <w:t>Predict before checking the worked changed-case result. Name what changed and what the supplied facts allow you to conclude.</w:t>
+      </w:r>
+    </w:p>
+    <w:p>
+      <w:pPr>
+        <w:pStyle w:val="Heading3"/>
+      </w:pPr>
+      <w:r>
+        <w:t>My picture explanation, deciding evidence and one limit</w:t>
+      </w:r>
+    </w:p>
+    <w:p>
+      <w:r>
+        <w:t>________________________________________________________________</w:t>
+      </w:r>
+    </w:p>
+    <w:p>
+      <w:r>
+        <w:t>________________________________________________________________</w:t>
+      </w:r>
+    </w:p>
+    <w:p>
+      <w:r>
+        <w:t>________________________________________________________________</w:t>
+      </w:r>
+    </w:p>
+    <w:p>
+      <w:r>
+        <w:t>________________________________________________________________</w:t>
+      </w:r>
+    </w:p>
+    <w:p>
+      <w:pPr>
+        <w:pStyle w:val="Heading3"/>
+      </w:pPr>
+      <w:r>
+        <w:t>05. Connect the explanation to its limit</w:t>
+      </w:r>
+    </w:p>
+    <w:p>
+      <w:r>
+        <w:drawing>
+          <wp:inline xmlns:a="http://schemas.openxmlformats.org/drawingml/2006/main" xmlns:pic="http://schemas.openxmlformats.org/drawingml/2006/picture">
+            <wp:extent cx="5486400" cy="2834640"/>
+            <wp:docPr id="7" name="Picture 7" descr="Controlled experiments vary the specified component while retaining comparable cases. Pairing the outcomes by pattern shows where the score difference comes from instead of hiding it in an overall average. Limit: These descriptive toy results do not establish significance, stable superiority or the full learned mechanism."/>
+            <wp:cNvGraphicFramePr>
+              <a:graphicFrameLocks noChangeAspect="1"/>
+            </wp:cNvGraphicFramePr>
+            <a:graphic>
+              <a:graphicData uri="http://schemas.openxmlformats.org/drawingml/2006/picture">
+                <pic:pic>
+                  <pic:nvPicPr>
+                    <pic:cNvPr id="0" name="academy-story-ai-5-34-05.png"/>
+                    <pic:cNvPicPr/>
+                  </pic:nvPicPr>
+                  <pic:blipFill>
+                    <a:blip r:embed="rId15"/>
+                    <a:stretch>
+                      <a:fillRect/>
+                    </a:stretch>
+                  </pic:blipFill>
+                  <pic:spPr>
+                    <a:xfrm>
+                      <a:off x="0" y="0"/>
+                      <a:ext cx="5486400" cy="2834640"/>
+                    </a:xfrm>
+                    <a:prstGeom prst="rect"/>
+                  </pic:spPr>
+                </pic:pic>
+              </a:graphicData>
+            </a:graphic>
+          </wp:inline>
+        </w:drawing>
+      </w:r>
+    </w:p>
+    <w:p>
+      <w:pPr>
+        <w:spacing w:line="336" w:lineRule="auto" w:after="180"/>
+      </w:pPr>
+      <w:r>
+        <w:rPr>
+          <w:b w:val="0"/>
+        </w:rPr>
+        <w:t>Controlled experiments vary the specified component while retaining comparable cases. Pairing the outcomes by pattern shows where the score difference comes from instead of hiding it in an overall average.</w:t>
+      </w:r>
+    </w:p>
+    <w:p>
+      <w:pPr>
+        <w:spacing w:line="336" w:lineRule="auto" w:after="180"/>
+      </w:pPr>
+      <w:r>
+        <w:rPr>
+          <w:b w:val="0"/>
+        </w:rPr>
+        <w:t xml:space="preserve">Limit: These descriptive toy results do not establish significance, stable superiority or the full learned </w:t>
+      </w:r>
+      <w:r>
+        <w:rPr>
+          <w:b/>
+        </w:rPr>
+        <w:t>mechanism</w:t>
+      </w:r>
+      <w:r>
+        <w:rPr>
+          <w:b w:val="0"/>
+        </w:rPr>
+        <w:t>.</w:t>
+      </w:r>
+    </w:p>
+    <w:p>
+      <w:pPr>
+        <w:spacing w:line="336" w:lineRule="auto" w:after="180"/>
+        <w:shd w:fill="F5F1FB"/>
+      </w:pPr>
+      <w:r>
+        <w:rPr>
+          <w:b w:val="0"/>
+        </w:rPr>
+        <w:t>Explain the case, then point to a limit on the claim.</w:t>
+      </w:r>
+    </w:p>
+    <w:p>
+      <w:pPr>
+        <w:pStyle w:val="Heading3"/>
+      </w:pPr>
+      <w:r>
+        <w:t>My picture explanation, deciding evidence and one limit</w:t>
+      </w:r>
+    </w:p>
+    <w:p>
+      <w:r>
+        <w:t>________________________________________________________________</w:t>
+      </w:r>
+    </w:p>
+    <w:p>
+      <w:r>
+        <w:t>________________________________________________________________</w:t>
+      </w:r>
+    </w:p>
+    <w:p>
+      <w:r>
+        <w:t>________________________________________________________________</w:t>
+      </w:r>
+    </w:p>
+    <w:p>
+      <w:r>
+        <w:t>________________________________________________________________</w:t>
+      </w:r>
+    </w:p>
+    <w:p>
+      <w:pPr>
+        <w:pStyle w:val="Heading3"/>
+      </w:pPr>
+      <w:r>
+        <w:t>06. Make the idea visible in your project</w:t>
+      </w:r>
+    </w:p>
+    <w:p>
+      <w:r>
+        <w:drawing>
+          <wp:inline xmlns:a="http://schemas.openxmlformats.org/drawingml/2006/main" xmlns:pic="http://schemas.openxmlformats.org/drawingml/2006/picture">
+            <wp:extent cx="5486400" cy="3681984"/>
+            <wp:docPr id="8" name="Picture 8" descr="For the Image-pattern Network Investigation, save the labelled trace and the changed-case explanation beside the experiment record. State exactly what this example supports before linking it to the wider capstone claim. Draw your input, deciding step, result and limit. Supported question: Compute the two correct counts and identify the changed case. Why would changing B’s training data weaken the conclusion about its added connection?"/>
+            <wp:cNvGraphicFramePr>
+              <a:graphicFrameLocks noChangeAspect="1"/>
+            </wp:cNvGraphicFramePr>
+            <a:graphic>
+              <a:graphicData uri="http://schemas.openxmlformats.org/drawingml/2006/picture">
+                <pic:pic>
+                  <pic:nvPicPr>
+                    <pic:cNvPr id="0" name="academy-story-ai-5-34-06.png"/>
+                    <pic:cNvPicPr/>
+                  </pic:nvPicPr>
+                  <pic:blipFill>
+                    <a:blip r:embed="rId16"/>
+                    <a:stretch>
+                      <a:fillRect/>
+                    </a:stretch>
+                  </pic:blipFill>
+                  <pic:spPr>
+                    <a:xfrm>
+                      <a:off x="0" y="0"/>
+                      <a:ext cx="5486400" cy="3681984"/>
+                    </a:xfrm>
+                    <a:prstGeom prst="rect"/>
+                  </pic:spPr>
+                </pic:pic>
+              </a:graphicData>
+            </a:graphic>
+          </wp:inline>
+        </w:drawing>
+      </w:r>
+    </w:p>
+    <w:p>
+      <w:pPr>
+        <w:spacing w:line="336" w:lineRule="auto" w:after="180"/>
+      </w:pPr>
+      <w:r>
+        <w:rPr>
+          <w:b w:val="0"/>
+        </w:rPr>
+        <w:t>For the Image-pattern Network Investigation, save the labelled trace and the changed-case explanation beside the experiment record. State exactly what this example supports before linking it to the wider capstone claim.</w:t>
+      </w:r>
+    </w:p>
+    <w:p>
+      <w:pPr>
+        <w:spacing w:line="336" w:lineRule="auto" w:after="180"/>
+      </w:pPr>
+      <w:r>
+        <w:rPr>
+          <w:b w:val="0"/>
+        </w:rPr>
+        <w:t xml:space="preserve">Draw your </w:t>
+      </w:r>
+      <w:r>
+        <w:rPr>
+          <w:b/>
+        </w:rPr>
+        <w:t>input</w:t>
+      </w:r>
+      <w:r>
+        <w:rPr>
+          <w:b w:val="0"/>
+        </w:rPr>
+        <w:t xml:space="preserve">, deciding step, result and limit. Supported question: Compute the two correct counts and identify the changed case. Why would changing B’s </w:t>
+      </w:r>
+      <w:r>
+        <w:rPr>
+          <w:b/>
+        </w:rPr>
+        <w:t>training</w:t>
+      </w:r>
+      <w:r>
+        <w:rPr>
+          <w:b w:val="0"/>
+        </w:rPr>
+        <w:t xml:space="preserve"> data weaken the conclusion about its added connection?</w:t>
+      </w:r>
+    </w:p>
+    <w:p>
+      <w:pPr>
+        <w:spacing w:line="336" w:lineRule="auto" w:after="180"/>
+        <w:shd w:fill="F5F1FB"/>
+      </w:pPr>
+      <w:r>
+        <w:rPr>
+          <w:b w:val="0"/>
+        </w:rPr>
+        <w:t xml:space="preserve">Draw your project trace and justify the deciding step using </w:t>
+      </w:r>
+      <w:r>
+        <w:rPr>
+          <w:b/>
+        </w:rPr>
+        <w:t>evidence</w:t>
+      </w:r>
+      <w:r>
+        <w:rPr>
+          <w:b w:val="0"/>
+        </w:rPr>
+        <w:t>.</w:t>
+      </w:r>
+    </w:p>
+    <w:p>
+      <w:pPr>
+        <w:pStyle w:val="Heading3"/>
+      </w:pPr>
+      <w:r>
+        <w:t>My picture explanation, deciding evidence and one limit</w:t>
       </w:r>
     </w:p>
     <w:p>

--- a/downloads/workbook/ai-5-week-34.docx
+++ b/downloads/workbook/ai-5-week-34.docx
@@ -168,6 +168,94 @@
     <w:p>
       <w:r>
         <w:t>________________________________________________________________</w:t>
+      </w:r>
+    </w:p>
+    <w:p>
+      <w:pPr>
+        <w:pStyle w:val="Heading3"/>
+      </w:pPr>
+      <w:r>
+        <w:t>Lesson reference for workbook practice</w:t>
+      </w:r>
+    </w:p>
+    <w:p>
+      <w:pPr>
+        <w:spacing w:line="336" w:lineRule="auto" w:after="180"/>
+        <w:shd w:fill="F1F6F8"/>
+      </w:pPr>
+      <w:r>
+        <w:rPr>
+          <w:b w:val="0"/>
+        </w:rPr>
+        <w:t>Use this reference for the original W1–W3 and W5 exercises. The separately named independent case supplies its own changed facts; use those facts for that attempt before feedback.</w:t>
+      </w:r>
+    </w:p>
+    <w:p>
+      <w:pPr>
+        <w:spacing w:line="336" w:lineRule="auto" w:after="180"/>
+      </w:pPr>
+      <w:r>
+        <w:rPr>
+          <w:b w:val="0"/>
+        </w:rPr>
+        <w:t xml:space="preserve">Continue with </w:t>
+      </w:r>
+      <w:r>
+        <w:rPr>
+          <w:b/>
+        </w:rPr>
+        <w:t>training</w:t>
+      </w:r>
+      <w:r>
+        <w:rPr>
+          <w:b w:val="0"/>
+        </w:rPr>
+        <w:t xml:space="preserve"> (1,2) and (2,4), validation (3,6) and (4,8), and </w:t>
+      </w:r>
+      <w:r>
+        <w:rPr>
+          <w:b/>
+        </w:rPr>
+        <w:t>prediction</w:t>
+      </w:r>
+      <w:r>
+        <w:rPr>
+          <w:b w:val="0"/>
+        </w:rPr>
+        <w:t xml:space="preserve"> max(0, a*x). Compare learning rates 0.1 and 0.2. Each run starts at a = 1, has no bias and takes two full-batch updates.</w:t>
+      </w:r>
+    </w:p>
+    <w:p>
+      <w:pPr>
+        <w:spacing w:line="336" w:lineRule="auto" w:after="180"/>
+      </w:pPr>
+      <w:r>
+        <w:rPr>
+          <w:b w:val="0"/>
+        </w:rPr>
+        <w:t>Keep the loss, data order and arithmetic fixed. This toy model has no randomness; repeating the exact run checks replay, not variation across seeds.</w:t>
+      </w:r>
+    </w:p>
+    <w:p>
+      <w:pPr>
+        <w:spacing w:line="336" w:lineRule="auto" w:after="180"/>
+      </w:pPr>
+      <w:r>
+        <w:rPr>
+          <w:b w:val="0"/>
+        </w:rPr>
+        <w:t>Record the comparison as an explicit revision to the one-candidate Week 33 plan before viewing new results. Validation may guide selection; sealed final data must not.</w:t>
+      </w:r>
+    </w:p>
+    <w:p>
+      <w:pPr>
+        <w:spacing w:line="336" w:lineRule="auto" w:after="180"/>
+      </w:pPr>
+      <w:r>
+        <w:rPr>
+          <w:b w:val="0"/>
+        </w:rPr>
+        <w:t>Select lower validation MSE, with a tie going to learning rate 0.1.</w:t>
       </w:r>
     </w:p>
     <w:p>
@@ -1947,7 +2035,7 @@
         <w:rPr>
           <w:b w:val="0"/>
         </w:rPr>
-        <w:t>Review Efficiency and resource measurement (ai-5/31). Goal: Calculate throughput and amortised time per example from repeated timings. Short practice: Why is 10ms/case not necessarily a single-request latency?</w:t>
+        <w:t>Review Efficiency and resource measurement (ai-5/31). Goal: Calculate throughput and amortised time per example from repeated timings. Short practice: Why is 10 ms/case not necessarily a single-request latency?</w:t>
       </w:r>
     </w:p>
     <w:p>

--- a/downloads/workbook/ai-5-week-34.docx
+++ b/downloads/workbook/ai-5-week-34.docx
@@ -25,22 +25,45 @@
         <w:pStyle w:val="Heading1"/>
       </w:pPr>
       <w:r>
-        <w:t>01. Recall and choose your starting point</w:t>
-      </w:r>
-    </w:p>
-    <w:p>
-      <w:r>
-        <w:t>Record your starting explanation for Capstone controlled experiments before opening notes. Show any later correction separately.</w:t>
-      </w:r>
-    </w:p>
-    <w:p>
-      <w:pPr>
-        <w:spacing w:line="336" w:lineRule="auto" w:after="180"/>
-      </w:pPr>
-      <w:r>
-        <w:rPr>
-          <w:b w:val="0"/>
-        </w:rPr>
+        <w:t>One complete controlled-experiment record.</w:t>
+      </w:r>
+    </w:p>
+    <w:p>
+      <w:r>
+        <w:t>Keep fixed settings, changed rate, all checkpoints and validation choice together.</w:t>
+      </w:r>
+    </w:p>
+    <w:p>
+      <w:r>
+        <w:t>Recall → W1–W3/W5 → independent comparison → project history → delayed return.</w:t>
+      </w:r>
+    </w:p>
+    <w:p>
+      <w:pPr>
+        <w:pStyle w:val="Heading1"/>
+      </w:pPr>
+      <w:r>
+        <w:t>01. Recall · Retrieve before notes</w:t>
+      </w:r>
+    </w:p>
+    <w:p>
+      <w:r>
+        <w:t>Keep this task’s inputs,rule and response together.</w:t>
+      </w:r>
+    </w:p>
+    <w:p>
+      <w:pPr>
+        <w:pStyle w:val="Heading2"/>
+      </w:pPr>
+      <w:r>
+        <w:t>Complete task and evidence</w:t>
+      </w:r>
+    </w:p>
+    <w:p>
+      <w:pPr>
+        <w:pStyle w:val="ListBullet"/>
+      </w:pPr>
+      <w:r>
         <w:t>Try the recall before opening notes. Then use a different colour or a labelled second line to correct your explanation.</w:t>
       </w:r>
     </w:p>
@@ -54,12 +77,9 @@
     </w:p>
     <w:p>
       <w:pPr>
-        <w:spacing w:line="336" w:lineRule="auto" w:after="180"/>
-      </w:pPr>
-      <w:r>
-        <w:rPr>
-          <w:b w:val="0"/>
-        </w:rPr>
+        <w:pStyle w:val="ListBullet"/>
+      </w:pPr>
+      <w:r>
         <w:t>Without opening the old lesson, explain one key idea from Capstone hypothesis and baseline. Give an example and a mistake that the idea helps you avoid.</w:t>
       </w:r>
     </w:p>
@@ -96,12 +116,9 @@
     </w:p>
     <w:p>
       <w:pPr>
-        <w:spacing w:line="336" w:lineRule="auto" w:after="180"/>
-      </w:pPr>
-      <w:r>
-        <w:rPr>
-          <w:b w:val="0"/>
-        </w:rPr>
+        <w:pStyle w:val="ListBullet"/>
+      </w:pPr>
+      <w:r>
         <w:t>Without opening the old lesson, explain one key idea from Efficiency and resource measurement. Give an example and a mistake that the idea helps you avoid.</w:t>
       </w:r>
     </w:p>
@@ -138,12 +155,9 @@
     </w:p>
     <w:p>
       <w:pPr>
-        <w:spacing w:line="336" w:lineRule="auto" w:after="180"/>
-      </w:pPr>
-      <w:r>
-        <w:rPr>
-          <w:b w:val="0"/>
-        </w:rPr>
+        <w:pStyle w:val="ListBullet"/>
+      </w:pPr>
+      <w:r>
         <w:t>Without opening the old lesson, explain one key idea from Transfer learning. Give an example and a mistake that the idea helps you avoid.</w:t>
       </w:r>
     </w:p>
@@ -180,82 +194,26 @@
     </w:p>
     <w:p>
       <w:pPr>
-        <w:spacing w:line="336" w:lineRule="auto" w:after="180"/>
-        <w:shd w:fill="F1F6F8"/>
-      </w:pPr>
-      <w:r>
-        <w:rPr>
-          <w:b w:val="0"/>
-        </w:rPr>
+        <w:pStyle w:val="ListBullet"/>
+      </w:pPr>
+      <w:r>
         <w:t>Use this reference for the original W1–W3 and W5 exercises. The separately named independent case supplies its own changed facts; use those facts for that attempt before feedback.</w:t>
       </w:r>
     </w:p>
     <w:p>
       <w:pPr>
-        <w:spacing w:line="336" w:lineRule="auto" w:after="180"/>
-      </w:pPr>
-      <w:r>
-        <w:rPr>
-          <w:b w:val="0"/>
-        </w:rPr>
-        <w:t xml:space="preserve">Continue with </w:t>
-      </w:r>
-      <w:r>
-        <w:rPr>
-          <w:b/>
-        </w:rPr>
-        <w:t>training</w:t>
-      </w:r>
-      <w:r>
-        <w:rPr>
-          <w:b w:val="0"/>
-        </w:rPr>
-        <w:t xml:space="preserve"> (1,2) and (2,4), validation (3,6) and (4,8), and </w:t>
-      </w:r>
-      <w:r>
-        <w:rPr>
-          <w:b/>
-        </w:rPr>
-        <w:t>prediction</w:t>
-      </w:r>
-      <w:r>
-        <w:rPr>
-          <w:b w:val="0"/>
-        </w:rPr>
-        <w:t xml:space="preserve"> max(0, a*x). Compare learning rates 0.1 and 0.2. Each run starts at a = 1, has no bias and takes two full-batch updates.</w:t>
-      </w:r>
-    </w:p>
-    <w:p>
-      <w:pPr>
-        <w:spacing w:line="336" w:lineRule="auto" w:after="180"/>
-      </w:pPr>
-      <w:r>
-        <w:rPr>
-          <w:b w:val="0"/>
-        </w:rPr>
-        <w:t>Keep the loss, data order and arithmetic fixed. This toy model has no randomness; repeating the exact run checks replay, not variation across seeds.</w:t>
-      </w:r>
-    </w:p>
-    <w:p>
-      <w:pPr>
-        <w:spacing w:line="336" w:lineRule="auto" w:after="180"/>
-      </w:pPr>
-      <w:r>
-        <w:rPr>
-          <w:b w:val="0"/>
-        </w:rPr>
-        <w:t>Record the comparison as an explicit revision to the one-candidate Week 33 plan before viewing new results. Validation may guide selection; sealed final data must not.</w:t>
-      </w:r>
-    </w:p>
-    <w:p>
-      <w:pPr>
-        <w:spacing w:line="336" w:lineRule="auto" w:after="180"/>
-      </w:pPr>
-      <w:r>
-        <w:rPr>
-          <w:b w:val="0"/>
-        </w:rPr>
-        <w:t>Select lower validation MSE, with a tie going to learning rate 0.1.</w:t>
+        <w:pStyle w:val="ListBullet"/>
+      </w:pPr>
+      <w:r>
+        <w:t>Continue with training (1,2) and (2,4), validation (3,6) and (4,8), and prediction max(0, a*x). Compare learning rates 0.1 and 0.2. Each run starts at a = 1, has no bias and takes two full-batch updates. Keep the loss, data order and arithmetic fixed. This toy model has no randomness; repeating the exact run checks replay, not variation across seeds.</w:t>
+      </w:r>
+    </w:p>
+    <w:p>
+      <w:pPr>
+        <w:pStyle w:val="ListBullet"/>
+      </w:pPr>
+      <w:r>
+        <w:t>Record the comparison as an explicit revision to the one-candidate Week 33 plan before viewing new results. Validation may guide selection; sealed final data must not. Select lower validation MSE, with a tie going to learning rate 0.1.</w:t>
       </w:r>
     </w:p>
     <w:p>
@@ -263,123 +221,44 @@
         <w:pStyle w:val="Heading1"/>
       </w:pPr>
       <w:r>
-        <w:t>02. Practise with fading help</w:t>
-      </w:r>
-    </w:p>
-    <w:p>
-      <w:r>
-        <w:t>Complete the supported Capstone controlled experiments trace and record the first step you can explain without help.</w:t>
-      </w:r>
-    </w:p>
-    <w:p>
-      <w:pPr>
-        <w:spacing w:line="336" w:lineRule="auto" w:after="180"/>
-      </w:pPr>
-      <w:r>
-        <w:rPr>
-          <w:b w:val="0"/>
-        </w:rPr>
-        <w:t>Use W2: Trace both runs for Capstone controlled experiments. Record the answer once; the lesson and workbook refer to the same attempt.</w:t>
-      </w:r>
-    </w:p>
-    <w:tbl>
-      <w:tblPr>
-        <w:tblStyle w:val="LightShading-Accent1"/>
-        <w:tblW w:type="auto" w:w="0"/>
-        <w:tblLook w:firstColumn="1" w:firstRow="1" w:lastColumn="0" w:lastRow="0" w:noHBand="0" w:noVBand="1" w:val="04A0"/>
-      </w:tblPr>
-      <w:tblGrid>
-        <w:gridCol w:w="2556"/>
-        <w:gridCol w:w="2556"/>
-        <w:gridCol w:w="2556"/>
-        <w:gridCol w:w="2556"/>
-      </w:tblGrid>
-      <w:tr>
-        <w:trPr>
-          <w:tblHeader/>
-        </w:trPr>
-        <w:tc>
-          <w:tcPr>
-            <w:tcW w:type="dxa" w:w="2556"/>
-          </w:tcPr>
-          <w:p>
-            <w:r>
-              <w:t>Given inputs</w:t>
-            </w:r>
-          </w:p>
-        </w:tc>
-        <w:tc>
-          <w:tcPr>
-            <w:tcW w:type="dxa" w:w="2556"/>
-          </w:tcPr>
-          <w:p>
-            <w:r>
-              <w:t>Procedure I chose</w:t>
-            </w:r>
-          </w:p>
-        </w:tc>
-        <w:tc>
-          <w:tcPr>
-            <w:tcW w:type="dxa" w:w="2556"/>
-          </w:tcPr>
-          <w:p>
-            <w:r>
-              <w:t>Middle steps</w:t>
-            </w:r>
-          </w:p>
-        </w:tc>
-        <w:tc>
-          <w:tcPr>
-            <w:tcW w:type="dxa" w:w="2556"/>
-          </w:tcPr>
-          <w:p>
-            <w:r>
-              <w:t>Result and check</w:t>
-            </w:r>
-          </w:p>
-        </w:tc>
-      </w:tr>
-      <w:tr>
-        <w:tc>
-          <w:tcPr>
-            <w:tcW w:type="dxa" w:w="2556"/>
-          </w:tcPr>
-          <w:p>
-            <w:r/>
-          </w:p>
-        </w:tc>
-        <w:tc>
-          <w:tcPr>
-            <w:tcW w:type="dxa" w:w="2556"/>
-          </w:tcPr>
-          <w:p>
-            <w:r/>
-          </w:p>
-        </w:tc>
-        <w:tc>
-          <w:tcPr>
-            <w:tcW w:type="dxa" w:w="2556"/>
-          </w:tcPr>
-          <w:p>
-            <w:r/>
-          </w:p>
-        </w:tc>
-        <w:tc>
-          <w:tcPr>
-            <w:tcW w:type="dxa" w:w="2556"/>
-          </w:tcPr>
-          <w:p>
-            <w:r/>
-          </w:p>
-        </w:tc>
-      </w:tr>
-    </w:tbl>
+        <w:t>05. W1 · Explain the current example</w:t>
+      </w:r>
+    </w:p>
+    <w:p>
+      <w:r>
+        <w:t>Keep this task’s inputs,rule and response together.</w:t>
+      </w:r>
+    </w:p>
+    <w:p>
+      <w:pPr>
+        <w:pStyle w:val="Heading2"/>
+      </w:pPr>
+      <w:r>
+        <w:t>Complete task and evidence</w:t>
+      </w:r>
+    </w:p>
+    <w:p>
+      <w:pPr>
+        <w:pStyle w:val="ListBullet"/>
+      </w:pPr>
+      <w:r>
+        <w:t>Main versioned comparison: prediction ReLU(a*x), no bias, initial a1, two full-batch MSE updates; training (1, 2), (2, 4), validation (3, 6), (4, 8). Active-region gradient 5(a−2). Rate .1: gradient−5, weight 1.5, then gradient−2.5, weight 1.75; final train MSE .15625, validation predictions 5.25/7, squared errors .5625/1, MSE .78125. Rate .2: gradient−5, weight 2, then gradient 0, weight 2; train/validation MSE 0. Baseline a1 train MSE 2.5, validation 12.5. Lower validation MSE selects .2; ties go to .1. Only two distinct validation cases. Separate supported .3 path 1→2.5→1.75 has same final score but different intermediate state and is not retroactively a selection candidate. Separate supplied picture flags A [1, 1, 0, 1, 0, 1], B [1, 1, 1, 1, 0, 1]: correct 4/6 versus 5/6; case 3 differs, case 5 fails both. Flags are not predicted labels; no actual image-model run is supplied. Final cases remain outside selection; no timings or seed variation measured.</w:t>
+      </w:r>
+    </w:p>
+    <w:p>
+      <w:pPr>
+        <w:pStyle w:val="ListBullet"/>
+      </w:pPr>
+      <w:r>
+        <w:t>List six settings held fixed and the single intended changed factor.</w:t>
+      </w:r>
+    </w:p>
     <w:p>
       <w:pPr>
         <w:pStyle w:val="Heading3"/>
       </w:pPr>
       <w:r>
-        <w:t>The step I completed without help, and the hint I needed</w:t>
+        <w:t>My reasoning and evidence</w:t>
       </w:r>
     </w:p>
     <w:p>
@@ -398,38 +277,55 @@
       </w:r>
     </w:p>
     <w:p>
+      <w:r>
+        <w:t>________________________________________________________________</w:t>
+      </w:r>
+    </w:p>
+    <w:p>
+      <w:r>
+        <w:t>________________________________________________________________</w:t>
+      </w:r>
+    </w:p>
+    <w:p>
+      <w:r>
+        <w:t>________________________________________________________________</w:t>
+      </w:r>
+    </w:p>
+    <w:p>
       <w:pPr>
         <w:pStyle w:val="Heading1"/>
       </w:pPr>
       <w:r>
-        <w:t>03. Individual reasoning check</w:t>
-      </w:r>
-    </w:p>
-    <w:p>
-      <w:r>
-        <w:t>Check the proposed Capstone controlled experiments explanation against the supplied facts before discussing it.</w:t>
-      </w:r>
-    </w:p>
-    <w:p>
-      <w:pPr>
-        <w:spacing w:line="336" w:lineRule="auto" w:after="180"/>
-      </w:pPr>
-      <w:r>
-        <w:rPr>
-          <w:b w:val="0"/>
-        </w:rPr>
-        <w:t>Use the worked case for Capstone controlled experiments. Proposed explanation: “More runs mean more validation examples”. Decide whether this explanation is supported.</w:t>
-      </w:r>
-    </w:p>
-    <w:p>
-      <w:pPr>
-        <w:spacing w:line="336" w:lineRule="auto" w:after="180"/>
-      </w:pPr>
-      <w:r>
-        <w:rPr>
-          <w:b w:val="0"/>
-        </w:rPr>
-        <w:t>Point to the step or supplied fact that decides; explain your repair if needed.</w:t>
+        <w:t>06. W2 · Trace the calculation</w:t>
+      </w:r>
+    </w:p>
+    <w:p>
+      <w:r>
+        <w:t>Keep this task’s inputs,rule and response together.</w:t>
+      </w:r>
+    </w:p>
+    <w:p>
+      <w:pPr>
+        <w:pStyle w:val="Heading2"/>
+      </w:pPr>
+      <w:r>
+        <w:t>Complete task and evidence</w:t>
+      </w:r>
+    </w:p>
+    <w:p>
+      <w:pPr>
+        <w:pStyle w:val="ListBullet"/>
+      </w:pPr>
+      <w:r>
+        <w:t>Main versioned comparison: prediction ReLU(a*x), no bias, initial a1, two full-batch MSE updates; training (1, 2), (2, 4), validation (3, 6), (4, 8). Active-region gradient 5(a−2). Rate .1: gradient−5, weight 1.5, then gradient−2.5, weight 1.75; final train MSE .15625, validation predictions 5.25/7, squared errors .5625/1, MSE .78125. Rate .2: gradient−5, weight 2, then gradient 0, weight 2; train/validation MSE 0. Baseline a1 train MSE 2.5, validation 12.5. Lower validation MSE selects .2; ties go to .1. Only two distinct validation cases. Separate supported .3 path 1→2.5→1.75 has same final score but different intermediate state and is not retroactively a selection candidate. Separate supplied picture flags A [1, 1, 0, 1, 0, 1], B [1, 1, 1, 1, 0, 1]: correct 4/6 versus 5/6; case 3 differs, case 5 fails both. Flags are not predicted labels; no actual image-model run is supplied. Final cases remain outside selection; no timings or seed variation measured.</w:t>
+      </w:r>
+    </w:p>
+    <w:p>
+      <w:pPr>
+        <w:pStyle w:val="ListBullet"/>
+      </w:pPr>
+      <w:r>
+        <w:t>Compute both updates for rates 0.1 and 0.2 using gradient 5*(a-2).</w:t>
       </w:r>
     </w:p>
     <w:p>
@@ -437,7 +333,7 @@
         <w:pStyle w:val="Heading3"/>
       </w:pPr>
       <w:r>
-        <w:t>My explanation before partner discussion</w:t>
+        <w:t>My reasoning and evidence</w:t>
       </w:r>
     </w:p>
     <w:p>
@@ -461,16 +357,50 @@
       </w:r>
     </w:p>
     <w:p>
+      <w:r>
+        <w:t>________________________________________________________________</w:t>
+      </w:r>
+    </w:p>
+    <w:p>
+      <w:r>
+        <w:t>________________________________________________________________</w:t>
+      </w:r>
+    </w:p>
+    <w:p>
       <w:pPr>
         <w:pStyle w:val="Heading1"/>
       </w:pPr>
       <w:r>
-        <w:t>04. Independent transfer case</w:t>
-      </w:r>
-    </w:p>
-    <w:p>
-      <w:r>
-        <w:t>Write one first attempt at the reserved independent case before feedback. Repeated copies of that case refer to the same recorded attempt.</w:t>
+        <w:t>07. W3 · Repair a misconception</w:t>
+      </w:r>
+    </w:p>
+    <w:p>
+      <w:r>
+        <w:t>Keep this task’s inputs,rule and response together.</w:t>
+      </w:r>
+    </w:p>
+    <w:p>
+      <w:pPr>
+        <w:pStyle w:val="Heading2"/>
+      </w:pPr>
+      <w:r>
+        <w:t>Complete task and evidence</w:t>
+      </w:r>
+    </w:p>
+    <w:p>
+      <w:pPr>
+        <w:pStyle w:val="ListBullet"/>
+      </w:pPr>
+      <w:r>
+        <w:t>Main versioned comparison: prediction ReLU(a*x), no bias, initial a1, two full-batch MSE updates; training (1, 2), (2, 4), validation (3, 6), (4, 8). Active-region gradient 5(a−2). Rate .1: gradient−5, weight 1.5, then gradient−2.5, weight 1.75; final train MSE .15625, validation predictions 5.25/7, squared errors .5625/1, MSE .78125. Rate .2: gradient−5, weight 2, then gradient 0, weight 2; train/validation MSE 0. Baseline a1 train MSE 2.5, validation 12.5. Lower validation MSE selects .2; ties go to .1. Only two distinct validation cases. Separate supported .3 path 1→2.5→1.75 has same final score but different intermediate state and is not retroactively a selection candidate. Separate supplied picture flags A [1, 1, 0, 1, 0, 1], B [1, 1, 1, 1, 0, 1]: correct 4/6 versus 5/6; case 3 differs, case 5 fails both. Flags are not predicted labels; no actual image-model run is supplied. Final cases remain outside selection; no timings or seed variation measured.</w:t>
+      </w:r>
+    </w:p>
+    <w:p>
+      <w:pPr>
+        <w:pStyle w:val="ListBullet"/>
+      </w:pPr>
+      <w:r>
+        <w:t>Recompute validation MSE for the final weights and apply the written selection rule. How many distinct validation rows were used?</w:t>
       </w:r>
     </w:p>
     <w:p>
@@ -478,30 +408,149 @@
         <w:pStyle w:val="Heading3"/>
       </w:pPr>
       <w:r>
+        <w:t>My reasoning and evidence</w:t>
+      </w:r>
+    </w:p>
+    <w:p>
+      <w:r>
+        <w:t>________________________________________________________________</w:t>
+      </w:r>
+    </w:p>
+    <w:p>
+      <w:r>
+        <w:t>________________________________________________________________</w:t>
+      </w:r>
+    </w:p>
+    <w:p>
+      <w:r>
+        <w:t>________________________________________________________________</w:t>
+      </w:r>
+    </w:p>
+    <w:p>
+      <w:r>
+        <w:t>________________________________________________________________</w:t>
+      </w:r>
+    </w:p>
+    <w:p>
+      <w:r>
+        <w:t>________________________________________________________________</w:t>
+      </w:r>
+    </w:p>
+    <w:p>
+      <w:r>
+        <w:t>________________________________________________________________</w:t>
+      </w:r>
+    </w:p>
+    <w:p>
+      <w:pPr>
+        <w:pStyle w:val="Heading1"/>
+      </w:pPr>
+      <w:r>
+        <w:t>09. W5 · Explain the limitation</w:t>
+      </w:r>
+    </w:p>
+    <w:p>
+      <w:r>
+        <w:t>Keep this task’s inputs,rule and response together.</w:t>
+      </w:r>
+    </w:p>
+    <w:p>
+      <w:pPr>
+        <w:pStyle w:val="Heading2"/>
+      </w:pPr>
+      <w:r>
+        <w:t>Complete task and evidence</w:t>
+      </w:r>
+    </w:p>
+    <w:p>
+      <w:pPr>
+        <w:pStyle w:val="ListBullet"/>
+      </w:pPr>
+      <w:r>
+        <w:t>Main versioned comparison: prediction ReLU(a*x), no bias, initial a1, two full-batch MSE updates; training (1, 2), (2, 4), validation (3, 6), (4, 8). Active-region gradient 5(a−2). Rate .1: gradient−5, weight 1.5, then gradient−2.5, weight 1.75; final train MSE .15625, validation predictions 5.25/7, squared errors .5625/1, MSE .78125. Rate .2: gradient−5, weight 2, then gradient 0, weight 2; train/validation MSE 0. Baseline a1 train MSE 2.5, validation 12.5. Lower validation MSE selects .2; ties go to .1. Only two distinct validation cases. Separate supported .3 path 1→2.5→1.75 has same final score but different intermediate state and is not retroactively a selection candidate. Separate supplied picture flags A [1, 1, 0, 1, 0, 1], B [1, 1, 1, 1, 0, 1]: correct 4/6 versus 5/6; case 3 differs, case 5 fails both. Flags are not predicted labels; no actual image-model run is supplied. Final cases remain outside selection; no timings or seed variation measured.</w:t>
+      </w:r>
+    </w:p>
+    <w:p>
+      <w:pPr>
+        <w:pStyle w:val="ListBullet"/>
+      </w:pPr>
+      <w:r>
+        <w:t>Run A uses rate 0.1 for two updates; run B uses rate 0.2 for six updates and different training rows. Can the difference be attributed to rate alone? Propose a repair.</w:t>
+      </w:r>
+    </w:p>
+    <w:p>
+      <w:pPr>
+        <w:pStyle w:val="Heading3"/>
+      </w:pPr>
+      <w:r>
+        <w:t>My reasoning and evidence</w:t>
+      </w:r>
+    </w:p>
+    <w:p>
+      <w:r>
+        <w:t>________________________________________________________________</w:t>
+      </w:r>
+    </w:p>
+    <w:p>
+      <w:r>
+        <w:t>________________________________________________________________</w:t>
+      </w:r>
+    </w:p>
+    <w:p>
+      <w:r>
+        <w:t>________________________________________________________________</w:t>
+      </w:r>
+    </w:p>
+    <w:p>
+      <w:r>
+        <w:t>________________________________________________________________</w:t>
+      </w:r>
+    </w:p>
+    <w:p>
+      <w:r>
+        <w:t>________________________________________________________________</w:t>
+      </w:r>
+    </w:p>
+    <w:p>
+      <w:r>
+        <w:t>________________________________________________________________</w:t>
+      </w:r>
+    </w:p>
+    <w:p>
+      <w:pPr>
+        <w:pStyle w:val="Heading1"/>
+      </w:pPr>
+      <w:r>
+        <w:t>04. Try alone · Selected transfer</w:t>
+      </w:r>
+    </w:p>
+    <w:p>
+      <w:r>
+        <w:t>Keep this task’s inputs,rule and response together.</w:t>
+      </w:r>
+    </w:p>
+    <w:p>
+      <w:pPr>
+        <w:pStyle w:val="Heading2"/>
+      </w:pPr>
+      <w:r>
+        <w:t>Complete task and evidence</w:t>
+      </w:r>
+    </w:p>
+    <w:p>
+      <w:pPr>
+        <w:pStyle w:val="Heading3"/>
+      </w:pPr>
+      <w:r>
         <w:t>Independent case: Run a new comparison independently</w:t>
       </w:r>
     </w:p>
     <w:p>
       <w:pPr>
-        <w:spacing w:line="336" w:lineRule="auto" w:after="180"/>
-      </w:pPr>
-      <w:r>
-        <w:rPr>
-          <w:b w:val="0"/>
-        </w:rPr>
-        <w:t xml:space="preserve">For </w:t>
-      </w:r>
-      <w:r>
-        <w:rPr>
-          <w:b/>
-        </w:rPr>
-        <w:t>training</w:t>
-      </w:r>
-      <w:r>
-        <w:rPr>
-          <w:b w:val="0"/>
-        </w:rPr>
-        <w:t xml:space="preserve"> (1,3),(2,6) and validation (3,9),(4,12), start a = 1. Compare rates 0.1 and 0.2 for two updates. Gradient is 5*(a-3). Compute final weights and validation MSE, then select lower MSE; ties go to 0.1.</w:t>
+        <w:pStyle w:val="ListBullet"/>
+      </w:pPr>
+      <w:r>
+        <w:t>For training (1,3),(2,6) and validation (3,9),(4,12), start a = 1. Compare rates 0.1 and 0.2 for two updates. Gradient is 5*(a-3). Compute final weights and validation MSE, then select lower MSE; ties go to 0.1.</w:t>
       </w:r>
     </w:p>
     <w:p>
@@ -549,12 +598,9 @@
     </w:p>
     <w:p>
       <w:pPr>
-        <w:spacing w:line="336" w:lineRule="auto" w:after="180"/>
-      </w:pPr>
-      <w:r>
-        <w:rPr>
-          <w:b w:val="0"/>
-        </w:rPr>
+        <w:pStyle w:val="ListBullet"/>
+      </w:pPr>
+      <w:r>
         <w:t>Attempt this case before feedback. Record any help. Earlier examples below are further practice; a case already practised with feedback cannot establish fresh transfer.</w:t>
       </w:r>
     </w:p>
@@ -563,23 +609,28 @@
         <w:pStyle w:val="Heading1"/>
       </w:pPr>
       <w:r>
-        <w:t>05. W1 Name the controls</w:t>
-      </w:r>
-    </w:p>
-    <w:p>
-      <w:r>
-        <w:t>Name the controls. Apply the supplied Capstone controlled experiments facts and keep your reasoning.</w:t>
-      </w:r>
-    </w:p>
-    <w:p>
-      <w:pPr>
-        <w:spacing w:line="336" w:lineRule="auto" w:after="180"/>
-      </w:pPr>
-      <w:r>
-        <w:rPr>
-          <w:b w:val="0"/>
-        </w:rPr>
-        <w:t>List six settings held fixed and the single intended changed factor.</w:t>
+        <w:t>10. Project · Keep the mathematical evidence</w:t>
+      </w:r>
+    </w:p>
+    <w:p>
+      <w:r>
+        <w:t>Keep this task’s inputs,rule and response together.</w:t>
+      </w:r>
+    </w:p>
+    <w:p>
+      <w:pPr>
+        <w:pStyle w:val="Heading2"/>
+      </w:pPr>
+      <w:r>
+        <w:t>Complete task and evidence</w:t>
+      </w:r>
+    </w:p>
+    <w:p>
+      <w:pPr>
+        <w:pStyle w:val="ListBullet"/>
+      </w:pPr>
+      <w:r>
+        <w:t>For Image-pattern Network Investigation, use this week’s independent task as a rehearsal for the final evidence pack: For training (1,3),(2,6) and validation (3,9),(4,12), start a = 1. Compare rates 0.1 and 0.2 for two updates. Gradient is 5*(a-3). Compute final weights and validation MSE, then select lower MSE; ties go to 0.1. Keep actual observations separate from expected results, preserve failures, compare a baseline and explain the limits.</w:t>
       </w:r>
     </w:p>
     <w:p>
@@ -587,7 +638,7 @@
         <w:pStyle w:val="Heading3"/>
       </w:pPr>
       <w:r>
-        <w:t>My reasoning and evidence</w:t>
+        <w:t>My project change, supporting evidence and remaining limit</w:t>
       </w:r>
     </w:p>
     <w:p>
@@ -625,427 +676,20 @@
         <w:pStyle w:val="Heading1"/>
       </w:pPr>
       <w:r>
-        <w:t>06. W2 Trace both runs</w:t>
-      </w:r>
-    </w:p>
-    <w:p>
-      <w:r>
-        <w:t>Trace both runs. Apply the supplied Capstone controlled experiments facts and keep your reasoning.</w:t>
-      </w:r>
-    </w:p>
-    <w:p>
-      <w:pPr>
-        <w:spacing w:line="336" w:lineRule="auto" w:after="180"/>
-      </w:pPr>
-      <w:r>
-        <w:rPr>
-          <w:b w:val="0"/>
-        </w:rPr>
-        <w:t>Compute both updates for rates 0.1 and 0.2 using gradient 5*(a-2).</w:t>
-      </w:r>
-    </w:p>
-    <w:p>
-      <w:pPr>
-        <w:pStyle w:val="Heading3"/>
-      </w:pPr>
-      <w:r>
-        <w:t>My reasoning and evidence</w:t>
-      </w:r>
-    </w:p>
-    <w:p>
-      <w:r>
-        <w:t>________________________________________________________________</w:t>
-      </w:r>
-    </w:p>
-    <w:p>
-      <w:r>
-        <w:t>________________________________________________________________</w:t>
-      </w:r>
-    </w:p>
-    <w:p>
-      <w:r>
-        <w:t>________________________________________________________________</w:t>
-      </w:r>
-    </w:p>
-    <w:p>
-      <w:r>
-        <w:t>________________________________________________________________</w:t>
-      </w:r>
-    </w:p>
-    <w:p>
-      <w:r>
-        <w:t>________________________________________________________________</w:t>
-      </w:r>
-    </w:p>
-    <w:p>
-      <w:r>
-        <w:t>________________________________________________________________</w:t>
-      </w:r>
-    </w:p>
-    <w:p>
-      <w:pPr>
-        <w:pStyle w:val="Heading1"/>
-      </w:pPr>
-      <w:r>
-        <w:t>07. W3 Select without extra evidence</w:t>
-      </w:r>
-    </w:p>
-    <w:p>
-      <w:r>
-        <w:t>Select without extra evidence. Apply the supplied Capstone controlled experiments facts and keep your reasoning.</w:t>
-      </w:r>
-    </w:p>
-    <w:p>
-      <w:pPr>
-        <w:spacing w:line="336" w:lineRule="auto" w:after="180"/>
-        <w:shd w:fill="F5F1FB"/>
-      </w:pPr>
-      <w:r>
-        <w:rPr>
-          <w:b w:val="0"/>
-        </w:rPr>
-        <w:t xml:space="preserve">Recompute validation MSE for the final weights and apply the written </w:t>
-      </w:r>
-      <w:r>
-        <w:rPr>
-          <w:b/>
-        </w:rPr>
-        <w:t>selection rule</w:t>
-      </w:r>
-      <w:r>
-        <w:rPr>
-          <w:b w:val="0"/>
-        </w:rPr>
-        <w:t>. How many distinct validation rows were used?</w:t>
-      </w:r>
-    </w:p>
-    <w:p>
-      <w:pPr>
-        <w:pStyle w:val="Heading3"/>
-      </w:pPr>
-      <w:r>
-        <w:t>My reasoning and evidence</w:t>
-      </w:r>
-    </w:p>
-    <w:p>
-      <w:r>
-        <w:t>________________________________________________________________</w:t>
-      </w:r>
-    </w:p>
-    <w:p>
-      <w:r>
-        <w:t>________________________________________________________________</w:t>
-      </w:r>
-    </w:p>
-    <w:p>
-      <w:r>
-        <w:t>________________________________________________________________</w:t>
-      </w:r>
-    </w:p>
-    <w:p>
-      <w:r>
-        <w:t>________________________________________________________________</w:t>
-      </w:r>
-    </w:p>
-    <w:p>
-      <w:r>
-        <w:t>________________________________________________________________</w:t>
-      </w:r>
-    </w:p>
-    <w:p>
-      <w:r>
-        <w:t>________________________________________________________________</w:t>
-      </w:r>
-    </w:p>
-    <w:p>
-      <w:pPr>
-        <w:pStyle w:val="Heading1"/>
-      </w:pPr>
-      <w:r>
-        <w:t>08. W4 Run a new comparison independently</w:t>
-      </w:r>
-    </w:p>
-    <w:p>
-      <w:r>
-        <w:t>Attempt before feedback. If this repeats the selected independent case, reuse that first attempt; otherwise keep a separate record. Run a new comparison independently. Apply the supplied Capstone controlled experiments facts and keep your reasoning.</w:t>
-      </w:r>
-    </w:p>
-    <w:p>
-      <w:pPr>
-        <w:spacing w:line="336" w:lineRule="auto" w:after="180"/>
-      </w:pPr>
-      <w:r>
-        <w:rPr>
-          <w:b w:val="0"/>
-        </w:rPr>
-        <w:t xml:space="preserve">For </w:t>
-      </w:r>
-      <w:r>
-        <w:rPr>
-          <w:b/>
-        </w:rPr>
-        <w:t>training</w:t>
-      </w:r>
-      <w:r>
-        <w:rPr>
-          <w:b w:val="0"/>
-        </w:rPr>
-        <w:t xml:space="preserve"> (1,3),(2,6) and validation (3,9),(4,12), start a = 1. Compare rates 0.1 and 0.2 for two updates. Gradient is 5*(a-3). Compute final weights and validation MSE, then select lower MSE; ties go to 0.1.</w:t>
-      </w:r>
-    </w:p>
-    <w:p>
-      <w:pPr>
-        <w:pStyle w:val="Heading3"/>
-      </w:pPr>
-      <w:r>
-        <w:t>My reasoning and evidence</w:t>
-      </w:r>
-    </w:p>
-    <w:p>
-      <w:r>
-        <w:t>________________________________________________________________</w:t>
-      </w:r>
-    </w:p>
-    <w:p>
-      <w:r>
-        <w:t>________________________________________________________________</w:t>
-      </w:r>
-    </w:p>
-    <w:p>
-      <w:r>
-        <w:t>________________________________________________________________</w:t>
-      </w:r>
-    </w:p>
-    <w:p>
-      <w:r>
-        <w:t>________________________________________________________________</w:t>
-      </w:r>
-    </w:p>
-    <w:p>
-      <w:r>
-        <w:t>________________________________________________________________</w:t>
-      </w:r>
-    </w:p>
-    <w:p>
-      <w:r>
-        <w:t>________________________________________________________________</w:t>
-      </w:r>
-    </w:p>
-    <w:p>
-      <w:r>
-        <w:t>________________________________________________________________</w:t>
-      </w:r>
-    </w:p>
-    <w:p>
-      <w:r>
-        <w:t>________________________________________________________________</w:t>
-      </w:r>
-    </w:p>
-    <w:p>
-      <w:pPr>
-        <w:pStyle w:val="Heading1"/>
-      </w:pPr>
-      <w:r>
-        <w:t>09. W5 Audit a mixed comparison</w:t>
-      </w:r>
-    </w:p>
-    <w:p>
-      <w:r>
-        <w:t>Audit a mixed comparison. Apply the supplied Capstone controlled experiments facts and keep your reasoning.</w:t>
-      </w:r>
-    </w:p>
-    <w:p>
-      <w:pPr>
-        <w:spacing w:line="336" w:lineRule="auto" w:after="180"/>
-      </w:pPr>
-      <w:r>
-        <w:rPr>
-          <w:b w:val="0"/>
-        </w:rPr>
-        <w:t xml:space="preserve">Run A uses rate 0.1 for two updates; run B uses rate 0.2 for six updates and different </w:t>
-      </w:r>
-      <w:r>
-        <w:rPr>
-          <w:b/>
-        </w:rPr>
-        <w:t>training</w:t>
-      </w:r>
-      <w:r>
-        <w:rPr>
-          <w:b w:val="0"/>
-        </w:rPr>
-        <w:t xml:space="preserve"> rows. Can the difference be attributed to rate alone? Propose a repair.</w:t>
-      </w:r>
-    </w:p>
-    <w:p>
-      <w:pPr>
-        <w:pStyle w:val="Heading3"/>
-      </w:pPr>
-      <w:r>
-        <w:t>My reasoning and evidence</w:t>
-      </w:r>
-    </w:p>
-    <w:p>
-      <w:r>
-        <w:t>________________________________________________________________</w:t>
-      </w:r>
-    </w:p>
-    <w:p>
-      <w:r>
-        <w:t>________________________________________________________________</w:t>
-      </w:r>
-    </w:p>
-    <w:p>
-      <w:r>
-        <w:t>________________________________________________________________</w:t>
-      </w:r>
-    </w:p>
-    <w:p>
-      <w:r>
-        <w:t>________________________________________________________________</w:t>
-      </w:r>
-    </w:p>
-    <w:p>
-      <w:r>
-        <w:t>________________________________________________________________</w:t>
-      </w:r>
-    </w:p>
-    <w:p>
-      <w:r>
-        <w:t>________________________________________________________________</w:t>
-      </w:r>
-    </w:p>
-    <w:p>
-      <w:pPr>
-        <w:pStyle w:val="Heading1"/>
-      </w:pPr>
-      <w:r>
-        <w:t>10. Project checkpoint and reflection</w:t>
-      </w:r>
-    </w:p>
-    <w:p>
-      <w:r>
-        <w:t>Connect Capstone controlled experiments to Image-pattern Network Investigation, identify a limit and choose the next useful test.</w:t>
-      </w:r>
-    </w:p>
-    <w:p>
-      <w:pPr>
-        <w:spacing w:line="336" w:lineRule="auto" w:after="180"/>
-      </w:pPr>
-      <w:r>
-        <w:rPr>
-          <w:b w:val="0"/>
-        </w:rPr>
-        <w:t xml:space="preserve">For Image-pattern Network Investigation, use this week’s independent task as a rehearsal for the final </w:t>
-      </w:r>
-      <w:r>
-        <w:rPr>
-          <w:b/>
-        </w:rPr>
-        <w:t>evidence</w:t>
-      </w:r>
-      <w:r>
-        <w:rPr>
-          <w:b w:val="0"/>
-        </w:rPr>
-        <w:t xml:space="preserve"> pack: For </w:t>
-      </w:r>
-      <w:r>
-        <w:rPr>
-          <w:b/>
-        </w:rPr>
-        <w:t>training</w:t>
-      </w:r>
-      <w:r>
-        <w:rPr>
-          <w:b w:val="0"/>
-        </w:rPr>
-        <w:t xml:space="preserve"> (1,3),(2,6) and validation (3,9),(4,12), start a = 1.</w:t>
-      </w:r>
-    </w:p>
-    <w:p>
-      <w:pPr>
-        <w:spacing w:line="336" w:lineRule="auto" w:after="180"/>
-      </w:pPr>
-      <w:r>
-        <w:rPr>
-          <w:b w:val="0"/>
-        </w:rPr>
-        <w:t>Compare rates 0.1 and 0.2 for two updates. Gradient is 5*(a-3). Compute final weights and validation MSE, then select lower MSE; ties go to 0.1.</w:t>
-      </w:r>
-    </w:p>
-    <w:p>
-      <w:pPr>
-        <w:spacing w:line="336" w:lineRule="auto" w:after="180"/>
-      </w:pPr>
-      <w:r>
-        <w:rPr>
-          <w:b w:val="0"/>
-        </w:rPr>
-        <w:t xml:space="preserve">Keep actual </w:t>
-      </w:r>
-      <w:r>
-        <w:rPr>
-          <w:b/>
-        </w:rPr>
-        <w:t>observation</w:t>
-      </w:r>
-      <w:r>
-        <w:rPr>
-          <w:b w:val="0"/>
-        </w:rPr>
-        <w:t>s separate from expected results, preserve failures, compare a baseline and explain the limits.</w:t>
-      </w:r>
-    </w:p>
-    <w:p>
-      <w:pPr>
-        <w:pStyle w:val="Heading3"/>
-      </w:pPr>
-      <w:r>
-        <w:t>My project change, supporting evidence and remaining limit</w:t>
-      </w:r>
-    </w:p>
-    <w:p>
-      <w:r>
-        <w:t>________________________________________________________________</w:t>
-      </w:r>
-    </w:p>
-    <w:p>
-      <w:r>
-        <w:t>________________________________________________________________</w:t>
-      </w:r>
-    </w:p>
-    <w:p>
-      <w:r>
-        <w:t>________________________________________________________________</w:t>
-      </w:r>
-    </w:p>
-    <w:p>
-      <w:r>
-        <w:t>________________________________________________________________</w:t>
-      </w:r>
-    </w:p>
-    <w:p>
-      <w:r>
-        <w:t>________________________________________________________________</w:t>
-      </w:r>
-    </w:p>
-    <w:p>
-      <w:r>
-        <w:t>________________________________________________________________</w:t>
-      </w:r>
-    </w:p>
-    <w:p>
-      <w:pPr>
-        <w:pStyle w:val="Heading1"/>
-      </w:pPr>
-      <w:r>
-        <w:t>11. Feedback, return check and learning record</w:t>
-      </w:r>
-    </w:p>
-    <w:p>
-      <w:r>
-        <w:t>Record the first repaired step and a different case to revisit after a delay.</w:t>
+        <w:t>11. Feedback · Repair and return</w:t>
+      </w:r>
+    </w:p>
+    <w:p>
+      <w:r>
+        <w:t>Keep this task’s inputs,rule and response together.</w:t>
+      </w:r>
+    </w:p>
+    <w:p>
+      <w:pPr>
+        <w:pStyle w:val="Heading2"/>
+      </w:pPr>
+      <w:r>
+        <w:t>Complete task and evidence</w:t>
       </w:r>
     </w:p>
     <w:tbl>
@@ -1186,12 +830,9 @@
     </w:tbl>
     <w:p>
       <w:pPr>
-        <w:spacing w:line="336" w:lineRule="auto" w:after="180"/>
-      </w:pPr>
-      <w:r>
-        <w:rPr>
-          <w:b w:val="0"/>
-        </w:rPr>
+        <w:pStyle w:val="ListBullet"/>
+      </w:pPr>
+      <w:r>
         <w:t>Revisit this idea with your teacher after a delay. Familiarity is different from explaining and using it on a changed case.</w:t>
       </w:r>
     </w:p>
@@ -1200,33 +841,321 @@
         <w:pStyle w:val="Heading1"/>
       </w:pPr>
       <w:r>
-        <w:t>12. Pictorial case practice: Capstone controlled experiments</w:t>
-      </w:r>
-    </w:p>
-    <w:p>
-      <w:r>
-        <w:t>One controlled network change. The capstone compares two fixed networks on the same six labelled toy patterns. Only one feature connection is added. Explain the labelled step before checking the changed condition.</w:t>
-      </w:r>
-    </w:p>
-    <w:p>
-      <w:pPr>
-        <w:spacing w:line="336" w:lineRule="auto" w:after="180"/>
-      </w:pPr>
-      <w:r>
-        <w:rPr>
-          <w:b w:val="0"/>
-        </w:rPr>
+        <w:t>Reference bank and extra practice</w:t>
+      </w:r>
+    </w:p>
+    <w:p>
+      <w:pPr>
+        <w:pStyle w:val="Heading1"/>
+      </w:pPr>
+      <w:r>
+        <w:t>02. Reference · Supported W2 record</w:t>
+      </w:r>
+    </w:p>
+    <w:p>
+      <w:r>
+        <w:t>Keep this task’s inputs,rule and response together.</w:t>
+      </w:r>
+    </w:p>
+    <w:p>
+      <w:pPr>
+        <w:pStyle w:val="Heading2"/>
+      </w:pPr>
+      <w:r>
+        <w:t>Complete task and evidence</w:t>
+      </w:r>
+    </w:p>
+    <w:p>
+      <w:pPr>
+        <w:pStyle w:val="ListBullet"/>
+      </w:pPr>
+      <w:r>
+        <w:t>Use W2: Trace both runs for Capstone controlled experiments. Record the answer once; the lesson and workbook refer to the same attempt.</w:t>
+      </w:r>
+    </w:p>
+    <w:tbl>
+      <w:tblPr>
+        <w:tblStyle w:val="LightShading-Accent1"/>
+        <w:tblW w:type="auto" w:w="0"/>
+        <w:tblLook w:firstColumn="1" w:firstRow="1" w:lastColumn="0" w:lastRow="0" w:noHBand="0" w:noVBand="1" w:val="04A0"/>
+      </w:tblPr>
+      <w:tblGrid>
+        <w:gridCol w:w="2556"/>
+        <w:gridCol w:w="2556"/>
+        <w:gridCol w:w="2556"/>
+        <w:gridCol w:w="2556"/>
+      </w:tblGrid>
+      <w:tr>
+        <w:trPr>
+          <w:tblHeader/>
+        </w:trPr>
+        <w:tc>
+          <w:tcPr>
+            <w:tcW w:type="dxa" w:w="2556"/>
+          </w:tcPr>
+          <w:p>
+            <w:r>
+              <w:t>Given inputs</w:t>
+            </w:r>
+          </w:p>
+        </w:tc>
+        <w:tc>
+          <w:tcPr>
+            <w:tcW w:type="dxa" w:w="2556"/>
+          </w:tcPr>
+          <w:p>
+            <w:r>
+              <w:t>Procedure I chose</w:t>
+            </w:r>
+          </w:p>
+        </w:tc>
+        <w:tc>
+          <w:tcPr>
+            <w:tcW w:type="dxa" w:w="2556"/>
+          </w:tcPr>
+          <w:p>
+            <w:r>
+              <w:t>Middle steps</w:t>
+            </w:r>
+          </w:p>
+        </w:tc>
+        <w:tc>
+          <w:tcPr>
+            <w:tcW w:type="dxa" w:w="2556"/>
+          </w:tcPr>
+          <w:p>
+            <w:r>
+              <w:t>Result and check</w:t>
+            </w:r>
+          </w:p>
+        </w:tc>
+      </w:tr>
+      <w:tr>
+        <w:tc>
+          <w:tcPr>
+            <w:tcW w:type="dxa" w:w="2556"/>
+          </w:tcPr>
+          <w:p>
+            <w:r/>
+          </w:p>
+        </w:tc>
+        <w:tc>
+          <w:tcPr>
+            <w:tcW w:type="dxa" w:w="2556"/>
+          </w:tcPr>
+          <w:p>
+            <w:r/>
+          </w:p>
+        </w:tc>
+        <w:tc>
+          <w:tcPr>
+            <w:tcW w:type="dxa" w:w="2556"/>
+          </w:tcPr>
+          <w:p>
+            <w:r/>
+          </w:p>
+        </w:tc>
+        <w:tc>
+          <w:tcPr>
+            <w:tcW w:type="dxa" w:w="2556"/>
+          </w:tcPr>
+          <w:p>
+            <w:r/>
+          </w:p>
+        </w:tc>
+      </w:tr>
+    </w:tbl>
+    <w:p>
+      <w:pPr>
+        <w:pStyle w:val="Heading3"/>
+      </w:pPr>
+      <w:r>
+        <w:t>The step I completed without help, and the hint I needed</w:t>
+      </w:r>
+    </w:p>
+    <w:p>
+      <w:r>
+        <w:t>________________________________________________________________</w:t>
+      </w:r>
+    </w:p>
+    <w:p>
+      <w:r>
+        <w:t>________________________________________________________________</w:t>
+      </w:r>
+    </w:p>
+    <w:p>
+      <w:r>
+        <w:t>________________________________________________________________</w:t>
+      </w:r>
+    </w:p>
+    <w:p>
+      <w:pPr>
+        <w:pStyle w:val="Heading1"/>
+      </w:pPr>
+      <w:r>
+        <w:t>03. Extra practice · Individual reasoning check</w:t>
+      </w:r>
+    </w:p>
+    <w:p>
+      <w:r>
+        <w:t>Keep this task’s inputs,rule and response together.</w:t>
+      </w:r>
+    </w:p>
+    <w:p>
+      <w:pPr>
+        <w:pStyle w:val="Heading2"/>
+      </w:pPr>
+      <w:r>
+        <w:t>Complete task and evidence</w:t>
+      </w:r>
+    </w:p>
+    <w:p>
+      <w:pPr>
+        <w:pStyle w:val="ListBullet"/>
+      </w:pPr>
+      <w:r>
+        <w:t>Use the worked case for Capstone controlled experiments. Proposed explanation: “More runs mean more validation examples”. Decide whether this explanation is supported. Point to the step or supplied fact that decides; explain your repair if needed.</w:t>
+      </w:r>
+    </w:p>
+    <w:p>
+      <w:pPr>
+        <w:pStyle w:val="Heading3"/>
+      </w:pPr>
+      <w:r>
+        <w:t>My explanation before partner discussion</w:t>
+      </w:r>
+    </w:p>
+    <w:p>
+      <w:r>
+        <w:t>________________________________________________________________</w:t>
+      </w:r>
+    </w:p>
+    <w:p>
+      <w:r>
+        <w:t>________________________________________________________________</w:t>
+      </w:r>
+    </w:p>
+    <w:p>
+      <w:r>
+        <w:t>________________________________________________________________</w:t>
+      </w:r>
+    </w:p>
+    <w:p>
+      <w:r>
+        <w:t>________________________________________________________________</w:t>
+      </w:r>
+    </w:p>
+    <w:p>
+      <w:pPr>
+        <w:pStyle w:val="Heading1"/>
+      </w:pPr>
+      <w:r>
+        <w:t>08. Reference · Earlier W4 response copy</w:t>
+      </w:r>
+    </w:p>
+    <w:p>
+      <w:r>
+        <w:t>Keep this task’s inputs,rule and response together.</w:t>
+      </w:r>
+    </w:p>
+    <w:p>
+      <w:pPr>
+        <w:pStyle w:val="Heading2"/>
+      </w:pPr>
+      <w:r>
+        <w:t>Complete task and evidence</w:t>
+      </w:r>
+    </w:p>
+    <w:p>
+      <w:pPr>
+        <w:pStyle w:val="ListBullet"/>
+      </w:pPr>
+      <w:r>
+        <w:t>For training (1,3),(2,6) and validation (3,9),(4,12), start a = 1. Compare rates 0.1 and 0.2 for two updates. Gradient is 5*(a-3). Compute final weights and validation MSE, then select lower MSE; ties go to 0.1.</w:t>
+      </w:r>
+    </w:p>
+    <w:p>
+      <w:pPr>
+        <w:pStyle w:val="Heading3"/>
+      </w:pPr>
+      <w:r>
+        <w:t>My reasoning and evidence</w:t>
+      </w:r>
+    </w:p>
+    <w:p>
+      <w:r>
+        <w:t>________________________________________________________________</w:t>
+      </w:r>
+    </w:p>
+    <w:p>
+      <w:r>
+        <w:t>________________________________________________________________</w:t>
+      </w:r>
+    </w:p>
+    <w:p>
+      <w:r>
+        <w:t>________________________________________________________________</w:t>
+      </w:r>
+    </w:p>
+    <w:p>
+      <w:r>
+        <w:t>________________________________________________________________</w:t>
+      </w:r>
+    </w:p>
+    <w:p>
+      <w:r>
+        <w:t>________________________________________________________________</w:t>
+      </w:r>
+    </w:p>
+    <w:p>
+      <w:r>
+        <w:t>________________________________________________________________</w:t>
+      </w:r>
+    </w:p>
+    <w:p>
+      <w:r>
+        <w:t>________________________________________________________________</w:t>
+      </w:r>
+    </w:p>
+    <w:p>
+      <w:r>
+        <w:t>________________________________________________________________</w:t>
+      </w:r>
+    </w:p>
+    <w:p>
+      <w:pPr>
+        <w:pStyle w:val="Heading1"/>
+      </w:pPr>
+      <w:r>
+        <w:t>12. Extra practice · Pictured case</w:t>
+      </w:r>
+    </w:p>
+    <w:p>
+      <w:r>
+        <w:t>Keep this task’s inputs,rule and response together.</w:t>
+      </w:r>
+    </w:p>
+    <w:p>
+      <w:pPr>
+        <w:pStyle w:val="Heading2"/>
+      </w:pPr>
+      <w:r>
+        <w:t>Complete task and evidence</w:t>
+      </w:r>
+    </w:p>
+    <w:p>
+      <w:pPr>
+        <w:pStyle w:val="ListBullet"/>
+      </w:pPr>
+      <w:r>
         <w:t>One controlled network change. The capstone compares two fixed networks on the same six labelled toy patterns. Only one feature connection is added.</w:t>
       </w:r>
     </w:p>
     <w:p>
       <w:pPr>
-        <w:spacing w:line="336" w:lineRule="auto" w:after="180"/>
-      </w:pPr>
-      <w:r>
-        <w:rPr>
-          <w:b w:val="0"/>
-        </w:rPr>
+        <w:pStyle w:val="ListBullet"/>
+      </w:pPr>
+      <w:r>
         <w:t>A scores [1,1,0,1,0,1]; B scores [1,1,1,1,0,1]. Settings, labels and scoring remain fixed. Binary entries mean 1=correct and 0=incorrect.</w:t>
       </w:r>
     </w:p>
@@ -1304,26 +1233,10 @@
     </w:p>
     <w:p>
       <w:pPr>
-        <w:spacing w:line="336" w:lineRule="auto" w:after="180"/>
-        <w:shd w:fill="F5F1FB"/>
-      </w:pPr>
-      <w:r>
-        <w:rPr>
-          <w:b w:val="0"/>
-        </w:rPr>
-        <w:t xml:space="preserve">Compute the two correct counts and identify the changed case. Why would changing B’s </w:t>
-      </w:r>
-      <w:r>
-        <w:rPr>
-          <w:b/>
-        </w:rPr>
-        <w:t>training</w:t>
-      </w:r>
-      <w:r>
-        <w:rPr>
-          <w:b w:val="0"/>
-        </w:rPr>
-        <w:t xml:space="preserve"> data weaken the conclusion about its added connection?</w:t>
+        <w:pStyle w:val="ListBullet"/>
+      </w:pPr>
+      <w:r>
+        <w:t>Compute the two correct counts and identify the changed case. Why would changing B’s training data weaken the conclusion about its added connection?</w:t>
       </w:r>
     </w:p>
     <w:p>
@@ -1366,56 +1279,18 @@
     </w:p>
     <w:p>
       <w:pPr>
-        <w:pStyle w:val="Heading3"/>
-      </w:pPr>
-      <w:r>
-        <w:t>Record the help used</w:t>
-      </w:r>
-    </w:p>
-    <w:p>
-      <w:pPr>
-        <w:spacing w:line="336" w:lineRule="auto" w:after="180"/>
-        <w:shd w:fill="F1F6F8"/>
-      </w:pPr>
-      <w:r>
-        <w:rPr>
-          <w:b w:val="0"/>
-        </w:rPr>
-        <w:t xml:space="preserve">Support used: alone / hint / worked example. This record is practice </w:t>
-      </w:r>
-      <w:r>
-        <w:rPr>
-          <w:b/>
-        </w:rPr>
-        <w:t>evidence</w:t>
-      </w:r>
-      <w:r>
-        <w:rPr>
-          <w:b w:val="0"/>
-        </w:rPr>
-        <w:t>.</w:t>
-      </w:r>
-    </w:p>
-    <w:p>
-      <w:pPr>
-        <w:spacing w:line="336" w:lineRule="auto" w:after="180"/>
-      </w:pPr>
-      <w:r>
-        <w:rPr>
-          <w:b w:val="0"/>
-        </w:rPr>
-        <w:t>Project connection: For the Image-pattern Network Investigation, save the labelled trace and the changed-case explanation beside the experiment record.</w:t>
-      </w:r>
-    </w:p>
-    <w:p>
-      <w:pPr>
-        <w:spacing w:line="336" w:lineRule="auto" w:after="180"/>
-      </w:pPr>
-      <w:r>
-        <w:rPr>
-          <w:b w:val="0"/>
-        </w:rPr>
-        <w:t>State exactly what this example supports before linking it to the wider capstone claim.</w:t>
+        <w:pStyle w:val="ListBullet"/>
+      </w:pPr>
+      <w:r>
+        <w:t>Support used: alone / hint / worked example. This record is practice evidence.</w:t>
+      </w:r>
+    </w:p>
+    <w:p>
+      <w:pPr>
+        <w:pStyle w:val="ListBullet"/>
+      </w:pPr>
+      <w:r>
+        <w:t>Project connection: For the Image-pattern Network Investigation, save the labelled trace and the changed-case explanation beside the experiment record. State exactly what this example supports before linking it to the wider capstone claim.</w:t>
       </w:r>
     </w:p>
     <w:p>
@@ -1423,56 +1298,43 @@
         <w:pStyle w:val="Heading1"/>
       </w:pPr>
       <w:r>
-        <w:t>13. Project portfolio milestone</w:t>
-      </w:r>
-    </w:p>
-    <w:p>
-      <w:r>
-        <w:t>Keep this week’s input, deciding step, result and limit together in the Image-pattern Network Investigation record.</w:t>
-      </w:r>
-    </w:p>
-    <w:p>
-      <w:pPr>
-        <w:spacing w:line="336" w:lineRule="auto" w:after="180"/>
-      </w:pPr>
-      <w:r>
-        <w:rPr>
-          <w:b w:val="0"/>
-        </w:rPr>
+        <w:t>13. Reference · Project milestone</w:t>
+      </w:r>
+    </w:p>
+    <w:p>
+      <w:r>
+        <w:t>Keep this task’s inputs,rule and response together.</w:t>
+      </w:r>
+    </w:p>
+    <w:p>
+      <w:pPr>
+        <w:pStyle w:val="Heading2"/>
+      </w:pPr>
+      <w:r>
+        <w:t>Complete task and evidence</w:t>
+      </w:r>
+    </w:p>
+    <w:p>
+      <w:pPr>
+        <w:pStyle w:val="ListBullet"/>
+      </w:pPr>
+      <w:r>
         <w:t>Project: Image-pattern Network Investigation</w:t>
       </w:r>
     </w:p>
     <w:p>
       <w:pPr>
-        <w:spacing w:line="336" w:lineRule="auto" w:after="180"/>
-      </w:pPr>
-      <w:r>
-        <w:rPr>
-          <w:b w:val="0"/>
-        </w:rPr>
-        <w:t xml:space="preserve">Current milestone: Present and defend. Demonstrate the system, explain one failure and justify the next improvement with </w:t>
-      </w:r>
-      <w:r>
-        <w:rPr>
-          <w:b/>
-        </w:rPr>
-        <w:t>evidence</w:t>
-      </w:r>
-      <w:r>
-        <w:rPr>
-          <w:b w:val="0"/>
-        </w:rPr>
-        <w:t>.</w:t>
-      </w:r>
-    </w:p>
-    <w:p>
-      <w:pPr>
-        <w:spacing w:line="336" w:lineRule="auto" w:after="180"/>
-      </w:pPr>
-      <w:r>
-        <w:rPr>
-          <w:b w:val="0"/>
-        </w:rPr>
+        <w:pStyle w:val="ListBullet"/>
+      </w:pPr>
+      <w:r>
+        <w:t>Current milestone: Present and defend. Demonstrate the system, explain one failure and justify the next improvement with evidence.</w:t>
+      </w:r>
+    </w:p>
+    <w:p>
+      <w:pPr>
+        <w:pStyle w:val="ListBullet"/>
+      </w:pPr>
+      <w:r>
         <w:t>For the Image-pattern Network Investigation, save the labelled trace and the changed-case explanation beside the experiment record. State exactly what this example supports before linking it to the wider capstone claim.</w:t>
       </w:r>
     </w:p>
@@ -1630,12 +1492,456 @@
         <w:pStyle w:val="Heading1"/>
       </w:pPr>
       <w:r>
-        <w:t>14. Supported practice and learning evidence</w:t>
-      </w:r>
-    </w:p>
-    <w:p>
-      <w:r>
-        <w:t>Try the supported questions before comparing with hints and feedback. Record what you repaired and the evidence you retained.</w:t>
+        <w:t>14. Extra practice · Predict,check and repair</w:t>
+      </w:r>
+    </w:p>
+    <w:p>
+      <w:r>
+        <w:t>Keep supported feedback separate from the independent case.</w:t>
+      </w:r>
+    </w:p>
+    <w:p>
+      <w:pPr>
+        <w:pStyle w:val="Heading2"/>
+      </w:pPr>
+      <w:r>
+        <w:t>First supported question and optional hint</w:t>
+      </w:r>
+    </w:p>
+    <w:p>
+      <w:pPr>
+        <w:pStyle w:val="ListBullet"/>
+      </w:pPr>
+      <w:r>
+        <w:t>One controlled network change. The capstone compares two fixed networks on the same six labelled toy patterns. Only one feature connection is added.</w:t>
+      </w:r>
+    </w:p>
+    <w:p>
+      <w:pPr>
+        <w:pStyle w:val="Heading3"/>
+      </w:pPr>
+      <w:r>
+        <w:t>Practice 1: explain the deciding evidence</w:t>
+      </w:r>
+    </w:p>
+    <w:p>
+      <w:pPr>
+        <w:pStyle w:val="ListBullet"/>
+      </w:pPr>
+      <w:r>
+        <w:t>Which labelled step matches this detail? Only case three changes correctness; case five fails for both.</w:t>
+      </w:r>
+    </w:p>
+    <w:p>
+      <w:pPr>
+        <w:pStyle w:val="ListBullet"/>
+      </w:pPr>
+      <w:r>
+        <w:t>1. Inspect paired cases</w:t>
+      </w:r>
+    </w:p>
+    <w:p>
+      <w:pPr>
+        <w:pStyle w:val="ListBullet"/>
+      </w:pPr>
+      <w:r>
+        <w:t>2. Identify the intervention</w:t>
+      </w:r>
+    </w:p>
+    <w:p>
+      <w:pPr>
+        <w:pStyle w:val="ListBullet"/>
+      </w:pPr>
+      <w:r>
+        <w:t>3. Count outcomes</w:t>
+      </w:r>
+    </w:p>
+    <w:p>
+      <w:pPr>
+        <w:pStyle w:val="Heading3"/>
+      </w:pPr>
+      <w:r>
+        <w:t>My selected conclusion, deciding fact and explanation</w:t>
+      </w:r>
+    </w:p>
+    <w:p>
+      <w:r>
+        <w:t>________________________________________________________________</w:t>
+      </w:r>
+    </w:p>
+    <w:p>
+      <w:r>
+        <w:t>________________________________________________________________</w:t>
+      </w:r>
+    </w:p>
+    <w:p>
+      <w:r>
+        <w:t>________________________________________________________________</w:t>
+      </w:r>
+    </w:p>
+    <w:p>
+      <w:r>
+        <w:t>________________________________________________________________</w:t>
+      </w:r>
+    </w:p>
+    <w:p>
+      <w:r>
+        <w:t>________________________________________________________________</w:t>
+      </w:r>
+    </w:p>
+    <w:p>
+      <w:pPr>
+        <w:pStyle w:val="ListBullet"/>
+      </w:pPr>
+      <w:r>
+        <w:t>Hint if needed: Read the steps in the pictorial case. Match the supplied detail to the stage that performs or records it.</w:t>
+      </w:r>
+    </w:p>
+    <w:p>
+      <w:pPr>
+        <w:pStyle w:val="Heading2"/>
+      </w:pPr>
+      <w:r>
+        <w:t>Check after the first attempt · reference / check after trying</w:t>
+      </w:r>
+    </w:p>
+    <w:p>
+      <w:pPr>
+        <w:spacing w:line="336" w:lineRule="auto" w:after="180"/>
+      </w:pPr>
+      <w:r>
+        <w:rPr>
+          <w:b w:val="0"/>
+        </w:rPr>
+        <w:t>After your attempt, compare with the supported explanation: Inspect paired cases Only case three changes correctness; case five fails for both.</w:t>
+      </w:r>
+    </w:p>
+    <w:p>
+      <w:pPr>
+        <w:spacing w:line="336" w:lineRule="auto" w:after="180"/>
+      </w:pPr>
+      <w:r>
+        <w:rPr>
+          <w:b w:val="0"/>
+        </w:rPr>
+        <w:t>Controlled experiments vary the specified component while retaining comparable cases. Pairing the outcomes by pattern shows where the score difference comes from instead of hiding it in an overall average.</w:t>
+      </w:r>
+    </w:p>
+    <w:p>
+      <w:pPr>
+        <w:pStyle w:val="Heading2"/>
+      </w:pPr>
+      <w:r>
+        <w:t>Changed-case question and optional hint</w:t>
+      </w:r>
+    </w:p>
+    <w:p>
+      <w:pPr>
+        <w:pStyle w:val="Heading3"/>
+      </w:pPr>
+      <w:r>
+        <w:t>Practice 2: explain the deciding evidence</w:t>
+      </w:r>
+    </w:p>
+    <w:p>
+      <w:pPr>
+        <w:pStyle w:val="ListBullet"/>
+      </w:pPr>
+      <w:r>
+        <w:t>Changed-case practice: Change B’s training set as well as the feature connection. Which conclusion is supported by the supplied facts?</w:t>
+      </w:r>
+    </w:p>
+    <w:p>
+      <w:pPr>
+        <w:pStyle w:val="ListBullet"/>
+      </w:pPr>
+      <w:r>
+        <w:t>1. This one example guarantees correct results for every future input.</w:t>
+      </w:r>
+    </w:p>
+    <w:p>
+      <w:pPr>
+        <w:pStyle w:val="ListBullet"/>
+      </w:pPr>
+      <w:r>
+        <w:t>2. We can decide the result without examining the changed input or the procedure.</w:t>
+      </w:r>
+    </w:p>
+    <w:p>
+      <w:pPr>
+        <w:pStyle w:val="ListBullet"/>
+      </w:pPr>
+      <w:r>
+        <w:t>3. The experiment no longer isolates the connection change.</w:t>
+      </w:r>
+    </w:p>
+    <w:p>
+      <w:pPr>
+        <w:pStyle w:val="Heading3"/>
+      </w:pPr>
+      <w:r>
+        <w:t>My selected conclusion, deciding fact and explanation</w:t>
+      </w:r>
+    </w:p>
+    <w:p>
+      <w:r>
+        <w:t>________________________________________________________________</w:t>
+      </w:r>
+    </w:p>
+    <w:p>
+      <w:r>
+        <w:t>________________________________________________________________</w:t>
+      </w:r>
+    </w:p>
+    <w:p>
+      <w:r>
+        <w:t>________________________________________________________________</w:t>
+      </w:r>
+    </w:p>
+    <w:p>
+      <w:r>
+        <w:t>________________________________________________________________</w:t>
+      </w:r>
+    </w:p>
+    <w:p>
+      <w:r>
+        <w:t>________________________________________________________________</w:t>
+      </w:r>
+    </w:p>
+    <w:p>
+      <w:pPr>
+        <w:pStyle w:val="ListBullet"/>
+      </w:pPr>
+      <w:r>
+        <w:t>Hint if needed: Use the changed condition and the deciding step in the pictorial trace. The answer must say what follows from those facts.</w:t>
+      </w:r>
+    </w:p>
+    <w:p>
+      <w:pPr>
+        <w:pStyle w:val="Heading2"/>
+      </w:pPr>
+      <w:r>
+        <w:t>Check after the changed attempt · reference / check after trying</w:t>
+      </w:r>
+    </w:p>
+    <w:p>
+      <w:pPr>
+        <w:spacing w:line="336" w:lineRule="auto" w:after="180"/>
+      </w:pPr>
+      <w:r>
+        <w:rPr>
+          <w:b w:val="0"/>
+        </w:rPr>
+        <w:t xml:space="preserve">After your attempt, compare with the supported explanation: The experiment no longer isolates the connection change. A </w:t>
+      </w:r>
+      <w:r>
+        <w:rPr>
+          <w:b/>
+        </w:rPr>
+        <w:t>training</w:t>
+      </w:r>
+      <w:r>
+        <w:rPr>
+          <w:b w:val="0"/>
+        </w:rPr>
+        <w:t>-data difference supplies an alternative explanation for the observed result.</w:t>
+      </w:r>
+    </w:p>
+    <w:p>
+      <w:pPr>
+        <w:pStyle w:val="Heading2"/>
+      </w:pPr>
+      <w:r>
+        <w:t>Repair and retain the record</w:t>
+      </w:r>
+    </w:p>
+    <w:p>
+      <w:pPr>
+        <w:spacing w:line="336" w:lineRule="auto" w:after="180"/>
+      </w:pPr>
+      <w:r>
+        <w:rPr>
+          <w:b w:val="0"/>
+        </w:rPr>
+        <w:t>Review Capstone hypothesis and baseline (ai-5/33). Goal: Write a testable capstone hypothesis and a credible baseline. Short practice: Name the intended change, the baseline and the measured outcome.</w:t>
+      </w:r>
+    </w:p>
+    <w:p>
+      <w:pPr>
+        <w:spacing w:line="336" w:lineRule="auto" w:after="180"/>
+      </w:pPr>
+      <w:r>
+        <w:rPr>
+          <w:b w:val="0"/>
+        </w:rPr>
+        <w:t xml:space="preserve">Why must both versions avoid </w:t>
+      </w:r>
+      <w:r>
+        <w:rPr>
+          <w:b/>
+        </w:rPr>
+        <w:t>training</w:t>
+      </w:r>
+      <w:r>
+        <w:rPr>
+          <w:b w:val="0"/>
+        </w:rPr>
+        <w:t xml:space="preserve"> on the eight reserved labels?. Return to this week and explain what you changed.</w:t>
+      </w:r>
+    </w:p>
+    <w:p>
+      <w:pPr>
+        <w:spacing w:line="336" w:lineRule="auto" w:after="180"/>
+      </w:pPr>
+      <w:r>
+        <w:rPr>
+          <w:b w:val="0"/>
+        </w:rPr>
+        <w:t>Review Efficiency and resource measurement (ai-5/31). Goal: Calculate throughput and amortised time per example from repeated timings. Short practice: Why is 10 ms/case not necessarily a single-request latency?</w:t>
+      </w:r>
+    </w:p>
+    <w:p>
+      <w:pPr>
+        <w:spacing w:line="336" w:lineRule="auto" w:after="180"/>
+      </w:pPr>
+      <w:r>
+        <w:rPr>
+          <w:b w:val="0"/>
+        </w:rPr>
+        <w:t xml:space="preserve">Point to the relevant step in the picture, then write the changed result and the rule or </w:t>
+      </w:r>
+      <w:r>
+        <w:rPr>
+          <w:b/>
+        </w:rPr>
+        <w:t>evidence</w:t>
+      </w:r>
+      <w:r>
+        <w:rPr>
+          <w:b w:val="0"/>
+        </w:rPr>
+        <w:t xml:space="preserve"> that supports it.. Return to this week and explain what you changed.</w:t>
+      </w:r>
+    </w:p>
+    <w:p>
+      <w:pPr>
+        <w:spacing w:line="336" w:lineRule="auto" w:after="180"/>
+      </w:pPr>
+      <w:r>
+        <w:rPr>
+          <w:b w:val="0"/>
+        </w:rPr>
+        <w:t xml:space="preserve">Review Transfer learning (ai-5/28). Goal: Trace a reused feature extractor and a newly fitted </w:t>
+      </w:r>
+      <w:r>
+        <w:rPr>
+          <w:b/>
+        </w:rPr>
+        <w:t>output</w:t>
+      </w:r>
+      <w:r>
+        <w:rPr>
+          <w:b w:val="0"/>
+        </w:rPr>
+        <w:t xml:space="preserve"> head. Short practice: Which part was trained for the new task?</w:t>
+      </w:r>
+    </w:p>
+    <w:p>
+      <w:pPr>
+        <w:spacing w:line="336" w:lineRule="auto" w:after="180"/>
+      </w:pPr>
+      <w:r>
+        <w:rPr>
+          <w:b w:val="0"/>
+        </w:rPr>
+        <w:t xml:space="preserve">Point to the relevant step in the picture, then write the changed result and the rule or </w:t>
+      </w:r>
+      <w:r>
+        <w:rPr>
+          <w:b/>
+        </w:rPr>
+        <w:t>evidence</w:t>
+      </w:r>
+      <w:r>
+        <w:rPr>
+          <w:b w:val="0"/>
+        </w:rPr>
+        <w:t xml:space="preserve"> that supports it.. Return to this week and explain what you changed.</w:t>
+      </w:r>
+    </w:p>
+    <w:p>
+      <w:pPr>
+        <w:spacing w:line="336" w:lineRule="auto" w:after="180"/>
+      </w:pPr>
+      <w:r>
+        <w:rPr>
+          <w:b w:val="0"/>
+        </w:rPr>
+        <w:t xml:space="preserve">Use Download completed work in the hosted lesson to export your answers, reflections, practice feedback and code-run </w:t>
+      </w:r>
+      <w:r>
+        <w:rPr>
+          <w:b/>
+        </w:rPr>
+        <w:t>evidence</w:t>
+      </w:r>
+      <w:r>
+        <w:rPr>
+          <w:b w:val="0"/>
+        </w:rPr>
+        <w:t>. Open the HTML copy to read or print it.</w:t>
+      </w:r>
+    </w:p>
+    <w:p>
+      <w:pPr>
+        <w:spacing w:line="336" w:lineRule="auto" w:after="180"/>
+      </w:pPr>
+      <w:r>
+        <w:rPr>
+          <w:b w:val="0"/>
+        </w:rPr>
+        <w:t>Drafts stay in this browser when storage is available; clear drafts on a shared device.</w:t>
+      </w:r>
+    </w:p>
+    <w:p>
+      <w:pPr>
+        <w:pStyle w:val="Heading3"/>
+      </w:pPr>
+      <w:r>
+        <w:t>What I repaired, the evidence I kept and the next test</w:t>
+      </w:r>
+    </w:p>
+    <w:p>
+      <w:r>
+        <w:t>________________________________________________________________</w:t>
+      </w:r>
+    </w:p>
+    <w:p>
+      <w:r>
+        <w:t>________________________________________________________________</w:t>
+      </w:r>
+    </w:p>
+    <w:p>
+      <w:r>
+        <w:t>________________________________________________________________</w:t>
+      </w:r>
+    </w:p>
+    <w:p>
+      <w:r>
+        <w:t>________________________________________________________________</w:t>
+      </w:r>
+    </w:p>
+    <w:p>
+      <w:r>
+        <w:t>________________________________________________________________</w:t>
+      </w:r>
+    </w:p>
+    <w:p>
+      <w:pPr>
+        <w:pStyle w:val="Heading2"/>
+      </w:pPr>
+      <w:r>
+        <w:t>Earlier wording, alternatives and picture transcripts · reference / check after trying</w:t>
       </w:r>
     </w:p>
     <w:p>
@@ -1651,68 +1957,10 @@
     </w:p>
     <w:p>
       <w:pPr>
-        <w:spacing w:line="336" w:lineRule="auto" w:after="180"/>
-      </w:pPr>
-      <w:r>
-        <w:rPr>
-          <w:b w:val="0"/>
-        </w:rPr>
-        <w:t>One controlled network change. The capstone compares two fixed networks on the same six labelled toy patterns. Only one feature connection is added.</w:t>
-      </w:r>
-    </w:p>
-    <w:p>
-      <w:pPr>
         <w:pStyle w:val="Heading3"/>
       </w:pPr>
       <w:r>
-        <w:t>Practice 1: explain the deciding evidence</w:t>
-      </w:r>
-    </w:p>
-    <w:p>
-      <w:pPr>
-        <w:spacing w:line="336" w:lineRule="auto" w:after="180"/>
-      </w:pPr>
-      <w:r>
-        <w:rPr>
-          <w:b w:val="0"/>
-        </w:rPr>
-        <w:t>Which labelled step matches this detail? Only case three changes correctness; case five fails for both.</w:t>
-      </w:r>
-    </w:p>
-    <w:p>
-      <w:pPr>
-        <w:spacing w:line="336" w:lineRule="auto" w:after="180"/>
-        <w:shd w:fill="F4F9FC"/>
-      </w:pPr>
-      <w:r>
-        <w:rPr>
-          <w:b w:val="0"/>
-        </w:rPr>
-        <w:t>1. Inspect paired cases</w:t>
-      </w:r>
-    </w:p>
-    <w:p>
-      <w:pPr>
-        <w:spacing w:line="336" w:lineRule="auto" w:after="180"/>
-        <w:shd w:fill="F4F9FC"/>
-      </w:pPr>
-      <w:r>
-        <w:rPr>
-          <w:b w:val="0"/>
-        </w:rPr>
-        <w:t>2. Identify the intervention</w:t>
-      </w:r>
-    </w:p>
-    <w:p>
-      <w:pPr>
-        <w:spacing w:line="336" w:lineRule="auto" w:after="180"/>
-        <w:shd w:fill="F4F9FC"/>
-      </w:pPr>
-      <w:r>
-        <w:rPr>
-          <w:b w:val="0"/>
-        </w:rPr>
-        <w:t>3. Count outcomes</w:t>
+        <w:t>Repair a missing building block</w:t>
       </w:r>
     </w:p>
     <w:p>
@@ -1720,484 +1968,25 @@
         <w:pStyle w:val="Heading3"/>
       </w:pPr>
       <w:r>
-        <w:t>My selected conclusion, deciding fact and explanation</w:t>
-      </w:r>
-    </w:p>
-    <w:p>
-      <w:r>
-        <w:t>________________________________________________________________</w:t>
-      </w:r>
-    </w:p>
-    <w:p>
-      <w:r>
-        <w:t>________________________________________________________________</w:t>
-      </w:r>
-    </w:p>
-    <w:p>
-      <w:r>
-        <w:t>________________________________________________________________</w:t>
-      </w:r>
-    </w:p>
-    <w:p>
-      <w:r>
-        <w:t>________________________________________________________________</w:t>
-      </w:r>
-    </w:p>
-    <w:p>
-      <w:r>
-        <w:t>________________________________________________________________</w:t>
-      </w:r>
-    </w:p>
-    <w:p>
-      <w:pPr>
-        <w:pStyle w:val="Heading3"/>
-      </w:pPr>
-      <w:r>
-        <w:t>Hint · try first</w:t>
-      </w:r>
-    </w:p>
-    <w:p>
-      <w:pPr>
-        <w:spacing w:line="336" w:lineRule="auto" w:after="180"/>
-        <w:shd w:fill="F1F6F8"/>
-      </w:pPr>
-      <w:r>
-        <w:rPr>
-          <w:b w:val="0"/>
-        </w:rPr>
-        <w:t>Hint if needed: Read the steps in the pictorial case. Match the supplied detail to the stage that performs or records it.</w:t>
-      </w:r>
-    </w:p>
-    <w:p>
-      <w:pPr>
-        <w:pStyle w:val="Heading3"/>
-      </w:pPr>
-      <w:r>
-        <w:t>Feedback · compare after trying</w:t>
-      </w:r>
-    </w:p>
-    <w:p>
-      <w:pPr>
-        <w:spacing w:line="336" w:lineRule="auto" w:after="180"/>
-        <w:shd w:fill="F1F6FC"/>
-      </w:pPr>
-      <w:r>
-        <w:rPr>
-          <w:b w:val="0"/>
-        </w:rPr>
-        <w:t>After your attempt, compare with the supported explanation: Inspect paired cases Only case three changes correctness; case five fails for both.</w:t>
-      </w:r>
-    </w:p>
-    <w:p>
-      <w:pPr>
-        <w:spacing w:line="336" w:lineRule="auto" w:after="180"/>
-        <w:shd w:fill="F1F6FC"/>
-      </w:pPr>
-      <w:r>
-        <w:rPr>
-          <w:b w:val="0"/>
-        </w:rPr>
-        <w:t>Controlled experiments vary the specified component while retaining comparable cases. Pairing the outcomes by pattern shows where the score difference comes from instead of hiding it in an overall average.</w:t>
-      </w:r>
-    </w:p>
-    <w:p>
-      <w:pPr>
-        <w:pStyle w:val="Heading3"/>
-      </w:pPr>
-      <w:r>
-        <w:t>Practice 2: explain the deciding evidence</w:t>
-      </w:r>
-    </w:p>
-    <w:p>
-      <w:pPr>
-        <w:pStyle w:val="Heading3"/>
-      </w:pPr>
-      <w:r>
-        <w:t>Changed case · predict first</w:t>
-      </w:r>
-    </w:p>
-    <w:p>
-      <w:pPr>
-        <w:spacing w:line="336" w:lineRule="auto" w:after="180"/>
-        <w:shd w:fill="F5F1FB"/>
-      </w:pPr>
-      <w:r>
-        <w:rPr>
-          <w:b w:val="0"/>
-        </w:rPr>
-        <w:t xml:space="preserve">Changed-case practice: Change B’s </w:t>
-      </w:r>
-      <w:r>
-        <w:rPr>
-          <w:b/>
-        </w:rPr>
-        <w:t>training</w:t>
-      </w:r>
-      <w:r>
-        <w:rPr>
-          <w:b w:val="0"/>
-        </w:rPr>
-        <w:t xml:space="preserve"> set as well as the feature connection. Which conclusion is supported by the supplied facts?</w:t>
-      </w:r>
-    </w:p>
-    <w:p>
-      <w:pPr>
-        <w:spacing w:line="336" w:lineRule="auto" w:after="180"/>
-        <w:shd w:fill="F4F9FC"/>
-      </w:pPr>
-      <w:r>
-        <w:rPr>
-          <w:b w:val="0"/>
-        </w:rPr>
-        <w:t xml:space="preserve">1. This one example guarantees correct results for every future </w:t>
-      </w:r>
-      <w:r>
-        <w:rPr>
-          <w:b/>
-        </w:rPr>
-        <w:t>input</w:t>
-      </w:r>
-      <w:r>
-        <w:rPr>
-          <w:b w:val="0"/>
-        </w:rPr>
-        <w:t>.</w:t>
-      </w:r>
-    </w:p>
-    <w:p>
-      <w:pPr>
-        <w:spacing w:line="336" w:lineRule="auto" w:after="180"/>
-        <w:shd w:fill="F4F9FC"/>
-      </w:pPr>
-      <w:r>
-        <w:rPr>
-          <w:b w:val="0"/>
-        </w:rPr>
-        <w:t xml:space="preserve">2. We can decide the result without examining the changed </w:t>
-      </w:r>
-      <w:r>
-        <w:rPr>
-          <w:b/>
-        </w:rPr>
-        <w:t>input</w:t>
-      </w:r>
-      <w:r>
-        <w:rPr>
-          <w:b w:val="0"/>
-        </w:rPr>
-        <w:t xml:space="preserve"> or the procedure.</w:t>
-      </w:r>
-    </w:p>
-    <w:p>
-      <w:pPr>
-        <w:spacing w:line="336" w:lineRule="auto" w:after="180"/>
-        <w:shd w:fill="F4F9FC"/>
-      </w:pPr>
-      <w:r>
-        <w:rPr>
-          <w:b w:val="0"/>
-        </w:rPr>
-        <w:t>3. The experiment no longer isolates the connection change.</w:t>
-      </w:r>
-    </w:p>
-    <w:p>
-      <w:pPr>
-        <w:pStyle w:val="Heading3"/>
-      </w:pPr>
-      <w:r>
-        <w:t>My selected conclusion, deciding fact and explanation</w:t>
-      </w:r>
-    </w:p>
-    <w:p>
-      <w:r>
-        <w:t>________________________________________________________________</w:t>
-      </w:r>
-    </w:p>
-    <w:p>
-      <w:r>
-        <w:t>________________________________________________________________</w:t>
-      </w:r>
-    </w:p>
-    <w:p>
-      <w:r>
-        <w:t>________________________________________________________________</w:t>
-      </w:r>
-    </w:p>
-    <w:p>
-      <w:r>
-        <w:t>________________________________________________________________</w:t>
-      </w:r>
-    </w:p>
-    <w:p>
-      <w:r>
-        <w:t>________________________________________________________________</w:t>
-      </w:r>
-    </w:p>
-    <w:p>
-      <w:pPr>
-        <w:pStyle w:val="Heading3"/>
-      </w:pPr>
-      <w:r>
-        <w:t>Hint · try first</w:t>
-      </w:r>
-    </w:p>
-    <w:p>
-      <w:pPr>
-        <w:spacing w:line="336" w:lineRule="auto" w:after="180"/>
-        <w:shd w:fill="F1F6F8"/>
-      </w:pPr>
-      <w:r>
-        <w:rPr>
-          <w:b w:val="0"/>
-        </w:rPr>
-        <w:t>Hint if needed: Use the changed condition and the deciding step in the pictorial trace. The answer must say what follows from those facts.</w:t>
-      </w:r>
-    </w:p>
-    <w:p>
-      <w:pPr>
-        <w:pStyle w:val="Heading3"/>
-      </w:pPr>
-      <w:r>
-        <w:t>Feedback · compare after trying</w:t>
-      </w:r>
-    </w:p>
-    <w:p>
-      <w:pPr>
-        <w:spacing w:line="336" w:lineRule="auto" w:after="180"/>
-        <w:shd w:fill="F1F6FC"/>
-      </w:pPr>
-      <w:r>
-        <w:rPr>
-          <w:b w:val="0"/>
-        </w:rPr>
-        <w:t xml:space="preserve">After your attempt, compare with the supported explanation: The experiment no longer isolates the connection change. A </w:t>
-      </w:r>
-      <w:r>
-        <w:rPr>
-          <w:b/>
-        </w:rPr>
-        <w:t>training</w:t>
-      </w:r>
-      <w:r>
-        <w:rPr>
-          <w:b w:val="0"/>
-        </w:rPr>
-        <w:t>-data difference supplies an alternative explanation for the observed result.</w:t>
-      </w:r>
-    </w:p>
-    <w:p>
-      <w:pPr>
-        <w:pStyle w:val="Heading3"/>
-      </w:pPr>
-      <w:r>
-        <w:t>Repair a missing building block</w:t>
-      </w:r>
-    </w:p>
-    <w:p>
-      <w:pPr>
-        <w:spacing w:line="336" w:lineRule="auto" w:after="180"/>
-      </w:pPr>
-      <w:r>
-        <w:rPr>
-          <w:b w:val="0"/>
-        </w:rPr>
-        <w:t>Review Capstone hypothesis and baseline (ai-5/33). Goal: Write a testable capstone hypothesis and a credible baseline. Short practice: Name the intended change, the baseline and the measured outcome.</w:t>
-      </w:r>
-    </w:p>
-    <w:p>
-      <w:pPr>
-        <w:spacing w:line="336" w:lineRule="auto" w:after="180"/>
-      </w:pPr>
-      <w:r>
-        <w:rPr>
-          <w:b w:val="0"/>
-        </w:rPr>
-        <w:t xml:space="preserve">Why must both versions avoid </w:t>
-      </w:r>
-      <w:r>
-        <w:rPr>
-          <w:b/>
-        </w:rPr>
-        <w:t>training</w:t>
-      </w:r>
-      <w:r>
-        <w:rPr>
-          <w:b w:val="0"/>
-        </w:rPr>
-        <w:t xml:space="preserve"> on the eight reserved labels?. Return to this week and explain what you changed.</w:t>
-      </w:r>
-    </w:p>
-    <w:p>
-      <w:pPr>
-        <w:spacing w:line="336" w:lineRule="auto" w:after="180"/>
-      </w:pPr>
-      <w:r>
-        <w:rPr>
-          <w:b w:val="0"/>
-        </w:rPr>
-        <w:t>Review Efficiency and resource measurement (ai-5/31). Goal: Calculate throughput and amortised time per example from repeated timings. Short practice: Why is 10 ms/case not necessarily a single-request latency?</w:t>
-      </w:r>
-    </w:p>
-    <w:p>
-      <w:pPr>
-        <w:spacing w:line="336" w:lineRule="auto" w:after="180"/>
-      </w:pPr>
-      <w:r>
-        <w:rPr>
-          <w:b w:val="0"/>
-        </w:rPr>
-        <w:t xml:space="preserve">Point to the relevant step in the picture, then write the changed result and the rule or </w:t>
-      </w:r>
-      <w:r>
-        <w:rPr>
-          <w:b/>
-        </w:rPr>
-        <w:t>evidence</w:t>
-      </w:r>
-      <w:r>
-        <w:rPr>
-          <w:b w:val="0"/>
-        </w:rPr>
-        <w:t xml:space="preserve"> that supports it.. Return to this week and explain what you changed.</w:t>
-      </w:r>
-    </w:p>
-    <w:p>
-      <w:pPr>
-        <w:spacing w:line="336" w:lineRule="auto" w:after="180"/>
-      </w:pPr>
-      <w:r>
-        <w:rPr>
-          <w:b w:val="0"/>
-        </w:rPr>
-        <w:t xml:space="preserve">Review Transfer learning (ai-5/28). Goal: Trace a reused feature extractor and a newly fitted </w:t>
-      </w:r>
-      <w:r>
-        <w:rPr>
-          <w:b/>
-        </w:rPr>
-        <w:t>output</w:t>
-      </w:r>
-      <w:r>
-        <w:rPr>
-          <w:b w:val="0"/>
-        </w:rPr>
-        <w:t xml:space="preserve"> head. Short practice: Which part was trained for the new task?</w:t>
-      </w:r>
-    </w:p>
-    <w:p>
-      <w:pPr>
-        <w:spacing w:line="336" w:lineRule="auto" w:after="180"/>
-      </w:pPr>
-      <w:r>
-        <w:rPr>
-          <w:b w:val="0"/>
-        </w:rPr>
-        <w:t xml:space="preserve">Point to the relevant step in the picture, then write the changed result and the rule or </w:t>
-      </w:r>
-      <w:r>
-        <w:rPr>
-          <w:b/>
-        </w:rPr>
-        <w:t>evidence</w:t>
-      </w:r>
-      <w:r>
-        <w:rPr>
-          <w:b w:val="0"/>
-        </w:rPr>
-        <w:t xml:space="preserve"> that supports it.. Return to this week and explain what you changed.</w:t>
-      </w:r>
-    </w:p>
-    <w:p>
-      <w:pPr>
-        <w:pStyle w:val="Heading3"/>
-      </w:pPr>
-      <w:r>
         <w:t>Keep your completed work</w:t>
       </w:r>
     </w:p>
     <w:p>
       <w:pPr>
-        <w:spacing w:line="336" w:lineRule="auto" w:after="180"/>
-      </w:pPr>
-      <w:r>
-        <w:rPr>
-          <w:b w:val="0"/>
-        </w:rPr>
-        <w:t xml:space="preserve">Use Download completed work in the hosted lesson to export your answers, reflections, practice feedback and code-run </w:t>
-      </w:r>
-      <w:r>
-        <w:rPr>
-          <w:b/>
-        </w:rPr>
-        <w:t>evidence</w:t>
-      </w:r>
-      <w:r>
-        <w:rPr>
-          <w:b w:val="0"/>
-        </w:rPr>
-        <w:t>. Open the HTML copy to read or print it.</w:t>
-      </w:r>
-    </w:p>
-    <w:p>
-      <w:pPr>
-        <w:spacing w:line="336" w:lineRule="auto" w:after="180"/>
-      </w:pPr>
-      <w:r>
-        <w:rPr>
-          <w:b w:val="0"/>
-        </w:rPr>
-        <w:t>Drafts stay in this browser when storage is available; clear drafts on a shared device.</w:t>
-      </w:r>
-    </w:p>
-    <w:p>
-      <w:pPr>
-        <w:pStyle w:val="Heading3"/>
-      </w:pPr>
-      <w:r>
-        <w:t>What I repaired, the evidence I kept and the next test</w:t>
-      </w:r>
-    </w:p>
-    <w:p>
-      <w:r>
-        <w:t>________________________________________________________________</w:t>
-      </w:r>
-    </w:p>
-    <w:p>
-      <w:r>
-        <w:t>________________________________________________________________</w:t>
-      </w:r>
-    </w:p>
-    <w:p>
-      <w:r>
-        <w:t>________________________________________________________________</w:t>
-      </w:r>
-    </w:p>
-    <w:p>
-      <w:r>
-        <w:t>________________________________________________________________</w:t>
-      </w:r>
-    </w:p>
-    <w:p>
-      <w:r>
-        <w:t>________________________________________________________________</w:t>
-      </w:r>
-    </w:p>
-    <w:p>
-      <w:pPr>
         <w:pStyle w:val="Heading1"/>
       </w:pPr>
       <w:r>
-        <w:t>15. Visual concept journey</w:t>
-      </w:r>
-    </w:p>
-    <w:p>
-      <w:r>
-        <w:t>Explain each Capstone controlled experiments picture from its labels, then record a relevant limit.</w:t>
-      </w:r>
-    </w:p>
-    <w:p>
-      <w:pPr>
-        <w:pStyle w:val="Heading3"/>
+        <w:t>15. Reference · Six-picture response sheets</w:t>
+      </w:r>
+    </w:p>
+    <w:p>
+      <w:r>
+        <w:t>Choose the picture that helps explain the current step.</w:t>
+      </w:r>
+    </w:p>
+    <w:p>
+      <w:pPr>
+        <w:pStyle w:val="Heading2"/>
       </w:pPr>
       <w:r>
         <w:t>01. Capstone controlled experiments: the case</w:t>
@@ -2264,7 +2053,6 @@
     <w:p>
       <w:pPr>
         <w:spacing w:line="336" w:lineRule="auto" w:after="180"/>
-        <w:shd w:fill="F5F1FB"/>
       </w:pPr>
       <w:r>
         <w:rPr>
@@ -2303,7 +2091,7 @@
     </w:p>
     <w:p>
       <w:pPr>
-        <w:pStyle w:val="Heading3"/>
+        <w:pStyle w:val="Heading2"/>
       </w:pPr>
       <w:r>
         <w:t>02. Follow the deciding steps</w:t>
@@ -2359,7 +2147,6 @@
     <w:p>
       <w:pPr>
         <w:spacing w:line="336" w:lineRule="auto" w:after="180"/>
-        <w:shd w:fill="F5F1FB"/>
       </w:pPr>
       <w:r>
         <w:rPr>
@@ -2410,7 +2197,7 @@
     </w:p>
     <w:p>
       <w:pPr>
-        <w:pStyle w:val="Heading3"/>
+        <w:pStyle w:val="Heading2"/>
       </w:pPr>
       <w:r>
         <w:t>03. Controlled toy-pattern comparison</w:t>
@@ -2466,7 +2253,6 @@
     <w:p>
       <w:pPr>
         <w:spacing w:line="336" w:lineRule="auto" w:after="180"/>
-        <w:shd w:fill="F5F1FB"/>
       </w:pPr>
       <w:r>
         <w:rPr>
@@ -2505,7 +2291,7 @@
     </w:p>
     <w:p>
       <w:pPr>
-        <w:pStyle w:val="Heading3"/>
+        <w:pStyle w:val="Heading2"/>
       </w:pPr>
       <w:r>
         <w:t>04. Change one thing. Trace what follows.</w:t>
@@ -2596,7 +2382,6 @@
     <w:p>
       <w:pPr>
         <w:spacing w:line="336" w:lineRule="auto" w:after="180"/>
-        <w:shd w:fill="F5F1FB"/>
       </w:pPr>
       <w:r>
         <w:rPr>
@@ -2635,7 +2420,7 @@
     </w:p>
     <w:p>
       <w:pPr>
-        <w:pStyle w:val="Heading3"/>
+        <w:pStyle w:val="Heading2"/>
       </w:pPr>
       <w:r>
         <w:t>05. Connect the explanation to its limit</w:t>
@@ -2714,7 +2499,6 @@
     <w:p>
       <w:pPr>
         <w:spacing w:line="336" w:lineRule="auto" w:after="180"/>
-        <w:shd w:fill="F5F1FB"/>
       </w:pPr>
       <w:r>
         <w:rPr>
@@ -2753,7 +2537,7 @@
     </w:p>
     <w:p>
       <w:pPr>
-        <w:pStyle w:val="Heading3"/>
+        <w:pStyle w:val="Heading2"/>
       </w:pPr>
       <w:r>
         <w:t>06. Make the idea visible in your project</w:t>
@@ -2844,7 +2628,6 @@
     <w:p>
       <w:pPr>
         <w:spacing w:line="336" w:lineRule="auto" w:after="180"/>
-        <w:shd w:fill="F5F1FB"/>
       </w:pPr>
       <w:r>
         <w:rPr>
@@ -2891,6 +2674,62 @@
     <w:p>
       <w:r>
         <w:t>________________________________________________________________</w:t>
+      </w:r>
+    </w:p>
+    <w:p>
+      <w:pPr>
+        <w:pStyle w:val="Heading2"/>
+      </w:pPr>
+      <w:r>
+        <w:t>Earlier wording, alternatives and picture transcripts · reference / check after trying</w:t>
+      </w:r>
+    </w:p>
+    <w:p>
+      <w:pPr>
+        <w:pStyle w:val="Heading3"/>
+      </w:pPr>
+      <w:r>
+        <w:t>01. Capstone controlled experiments: the case</w:t>
+      </w:r>
+    </w:p>
+    <w:p>
+      <w:pPr>
+        <w:pStyle w:val="Heading3"/>
+      </w:pPr>
+      <w:r>
+        <w:t>02. Follow the deciding steps</w:t>
+      </w:r>
+    </w:p>
+    <w:p>
+      <w:pPr>
+        <w:pStyle w:val="Heading3"/>
+      </w:pPr>
+      <w:r>
+        <w:t>03. Controlled toy-pattern comparison</w:t>
+      </w:r>
+    </w:p>
+    <w:p>
+      <w:pPr>
+        <w:pStyle w:val="Heading3"/>
+      </w:pPr>
+      <w:r>
+        <w:t>04. Change one thing. Trace what follows.</w:t>
+      </w:r>
+    </w:p>
+    <w:p>
+      <w:pPr>
+        <w:pStyle w:val="Heading3"/>
+      </w:pPr>
+      <w:r>
+        <w:t>05. Connect the explanation to its limit</w:t>
+      </w:r>
+    </w:p>
+    <w:p>
+      <w:pPr>
+        <w:pStyle w:val="Heading3"/>
+      </w:pPr>
+      <w:r>
+        <w:t>06. Make the idea visible in your project</w:t>
       </w:r>
     </w:p>
     <w:sectPr>
